--- a/pr-preview/pr-28/chapters/unix-tracked-changes.docx
+++ b/pr-preview/pr-28/chapters/unix-tracked-changes.docx
@@ -16,7 +16,7 @@
       </w:pPr>
       <w:del w:id="1" w:author="PR Preview" w:date="2026-01-01T00:00:00Z">
         <w:r>
-          <w:delText xml:space="preserve">Last modified: 2026-10-12 21:28:22 (PDT)</w:delText>
+          <w:delText xml:space="preserve">Last modified: 2026-10-14 01:49:27 (PDT)</w:delText>
         </w:r>
       </w:del>
     </w:p>
@@ -26,7 +26,7 @@
       </w:pPr>
       <w:ins w:id="2" w:author="PR Preview" w:date="2026-01-01T00:00:00Z">
         <w:r>
-          <w:t xml:space="preserve">Last modified: 2026-10-14 01:44:13 (PDT)</w:t>
+          <w:t xml:space="preserve">Last modified: 2026-10-14 01:53:35 (PDT)</w:t>
         </w:r>
       </w:ins>
     </w:p>

--- a/pr-preview/pr-28/chapters/unix-tracked-changes.docx
+++ b/pr-preview/pr-28/chapters/unix-tracked-changes.docx
@@ -16,7 +16,7 @@
       </w:pPr>
       <w:del w:id="1" w:author="PR Preview" w:date="2026-01-01T00:00:00Z">
         <w:r>
-          <w:delText xml:space="preserve">Last modified: 2026-10-14 01:49:27 (PDT)</w:delText>
+          <w:delText xml:space="preserve">Last modified: 2026-10-14 03:38:56 (PDT)</w:delText>
         </w:r>
       </w:del>
     </w:p>
@@ -26,7 +26,7 @@
       </w:pPr>
       <w:ins w:id="2" w:author="PR Preview" w:date="2026-01-01T00:00:00Z">
         <w:r>
-          <w:t xml:space="preserve">Last modified: 2026-10-14 01:53:35 (PDT)</w:t>
+          <w:t xml:space="preserve">Last modified: 2026-10-14 04:01:08 (PDT)</w:t>
         </w:r>
       </w:ins>
     </w:p>
@@ -3755,71 +3755,24 @@
           <w:numId w:val="1012"/>
         </w:numPr>
       </w:pPr>
-      <w:del w:id="3" w:author="PR Preview" w:date="2026-01-01T00:00:00Z">
-        <w:r>
-          <w:rPr>
-            <w:rStyle w:val="VerbatimChar"/>
-          </w:rPr>
-          <w:delText xml:space="preserve">zsh</w:delText>
-        </w:r>
-      </w:del>
-      <w:del w:id="4" w:author="PR Preview" w:date="2026-01-01T00:00:00Z">
-        <w:r>
-          <w:delText xml:space="preserve"> </w:delText>
-        </w:r>
-      </w:del>
-      <w:del w:id="5" w:author="PR Preview" w:date="2026-01-01T00:00:00Z">
-        <w:r>
-          <w:delText xml:space="preserve">has been the default login shell on macOS since 10.15 (Catalina),</w:delText>
-        </w:r>
-      </w:del>
-      <w:del w:id="6" w:author="PR Preview" w:date="2026-01-01T00:00:00Z">
-        <w:r>
-          <w:delText xml:space="preserve"> </w:delText>
-        </w:r>
-      </w:del>
-      <w:del w:id="7" w:author="PR Preview" w:date="2026-01-01T00:00:00Z">
-        <w:r>
-          <w:delText xml:space="preserve">so most of the lab is already running it.</w:delText>
-        </w:r>
-      </w:del>
-    </w:p>
-    <w:p>
-      <w:pPr>
-        <w:pStyle w:val="Compact"/>
-        <w:numPr>
-          <w:ilvl w:val="0"/>
-          <w:numId w:val="1012"/>
-        </w:numPr>
-      </w:pPr>
-      <w:ins w:id="8" w:author="PR Preview" w:date="2026-01-01T00:00:00Z">
-        <w:r>
-          <w:rPr>
-            <w:rStyle w:val="VerbatimChar"/>
-          </w:rPr>
-          <w:t xml:space="preserve">zsh</w:t>
-        </w:r>
-      </w:ins>
-      <w:ins w:id="9" w:author="PR Preview" w:date="2026-01-01T00:00:00Z">
-        <w:r>
-          <w:t xml:space="preserve"> </w:t>
-        </w:r>
-      </w:ins>
-      <w:ins w:id="10" w:author="PR Preview" w:date="2026-01-01T00:00:00Z">
-        <w:r>
-          <w:t xml:space="preserve">has been the default login shell on macOS since 10.15 (Catalina),</w:t>
-        </w:r>
-      </w:ins>
-      <w:ins w:id="11" w:author="PR Preview" w:date="2026-01-01T00:00:00Z">
-        <w:r>
-          <w:t xml:space="preserve"> </w:t>
-        </w:r>
-      </w:ins>
-      <w:ins w:id="12" w:author="PR Preview" w:date="2026-01-01T00:00:00Z">
-        <w:r>
-          <w:t xml:space="preserve">so many Mac users are already running it.</w:t>
-        </w:r>
-      </w:ins>
+      <w:r>
+        <w:rPr>
+          <w:rStyle w:val="VerbatimChar"/>
+        </w:rPr>
+        <w:t xml:space="preserve">zsh</w:t>
+      </w:r>
+      <w:r>
+        <w:t xml:space="preserve"> </w:t>
+      </w:r>
+      <w:r>
+        <w:t xml:space="preserve">has been the default login shell on macOS since 10.15 (Catalina),</w:t>
+      </w:r>
+      <w:r>
+        <w:t xml:space="preserve"> </w:t>
+      </w:r>
+      <w:r>
+        <w:t xml:space="preserve">so many Mac users are already running it.</w:t>
+      </w:r>
     </w:p>
     <w:p>
       <w:pPr>
@@ -5255,7 +5208,7 @@
                     <w:jc w:val="center"/>
                   </w:pPr>
                   <w:r>
-                    <w:t xml:space="preserve">Completions for the GitHub CLI, which this chapter’s workflow leans on heavily</w:t>
+                    <w:t xml:space="preserve">Completions for the GitHub CLI, which the workflows in this guide lean on heavily</w:t>
                   </w:r>
                 </w:p>
               </w:tc>
@@ -6775,7 +6728,7 @@
       <w:pPr>
         <w:pStyle w:val="BodyText"/>
       </w:pPr>
-      <w:del w:id="13" w:author="PR Preview" w:date="2026-01-01T00:00:00Z">
+      <w:del w:id="3" w:author="PR Preview" w:date="2026-01-01T00:00:00Z">
         <w:r>
           <w:rPr>
             <w:rStyle w:val="VerbatimChar"/>
@@ -6783,32 +6736,32 @@
           <w:delText xml:space="preserve">direnv</w:delText>
         </w:r>
       </w:del>
-      <w:del w:id="14" w:author="PR Preview" w:date="2026-01-01T00:00:00Z">
+      <w:del w:id="4" w:author="PR Preview" w:date="2026-01-01T00:00:00Z">
         <w:r>
           <w:delText xml:space="preserve"> </w:delText>
         </w:r>
       </w:del>
-      <w:del w:id="15" w:author="PR Preview" w:date="2026-01-01T00:00:00Z">
+      <w:del w:id="5" w:author="PR Preview" w:date="2026-01-01T00:00:00Z">
         <w:r>
           <w:delText xml:space="preserve">is the one with the most direct bearing on our own workflows: it is how</w:delText>
         </w:r>
       </w:del>
-      <w:del w:id="16" w:author="PR Preview" w:date="2026-01-01T00:00:00Z">
+      <w:del w:id="6" w:author="PR Preview" w:date="2026-01-01T00:00:00Z">
         <w:r>
           <w:delText xml:space="preserve"> </w:delText>
         </w:r>
       </w:del>
-      <w:del w:id="17" w:author="PR Preview" w:date="2026-01-01T00:00:00Z">
+      <w:del w:id="7" w:author="PR Preview" w:date="2026-01-01T00:00:00Z">
         <w:r>
           <w:delText xml:space="preserve">a project can set</w:delText>
         </w:r>
       </w:del>
-      <w:del w:id="18" w:author="PR Preview" w:date="2026-01-01T00:00:00Z">
+      <w:del w:id="8" w:author="PR Preview" w:date="2026-01-01T00:00:00Z">
         <w:r>
           <w:delText xml:space="preserve"> </w:delText>
         </w:r>
       </w:del>
-      <w:del w:id="19" w:author="PR Preview" w:date="2026-01-01T00:00:00Z">
+      <w:del w:id="9" w:author="PR Preview" w:date="2026-01-01T00:00:00Z">
         <w:r>
           <w:rPr>
             <w:rStyle w:val="VerbatimChar"/>
@@ -6816,17 +6769,17 @@
           <w:delText xml:space="preserve">R_LIBS</w:delText>
         </w:r>
       </w:del>
-      <w:del w:id="20" w:author="PR Preview" w:date="2026-01-01T00:00:00Z">
+      <w:del w:id="10" w:author="PR Preview" w:date="2026-01-01T00:00:00Z">
         <w:r>
           <w:delText xml:space="preserve">, an API key, or a</w:delText>
         </w:r>
       </w:del>
-      <w:del w:id="21" w:author="PR Preview" w:date="2026-01-01T00:00:00Z">
+      <w:del w:id="11" w:author="PR Preview" w:date="2026-01-01T00:00:00Z">
         <w:r>
           <w:delText xml:space="preserve"> </w:delText>
         </w:r>
       </w:del>
-      <w:del w:id="22" w:author="PR Preview" w:date="2026-01-01T00:00:00Z">
+      <w:del w:id="12" w:author="PR Preview" w:date="2026-01-01T00:00:00Z">
         <w:r>
           <w:rPr>
             <w:rStyle w:val="VerbatimChar"/>
@@ -6834,42 +6787,42 @@
           <w:delText xml:space="preserve">RETICULATE_PYTHON</w:delText>
         </w:r>
       </w:del>
-      <w:del w:id="23" w:author="PR Preview" w:date="2026-01-01T00:00:00Z">
+      <w:del w:id="13" w:author="PR Preview" w:date="2026-01-01T00:00:00Z">
         <w:r>
           <w:delText xml:space="preserve"> </w:delText>
         </w:r>
       </w:del>
-      <w:del w:id="24" w:author="PR Preview" w:date="2026-01-01T00:00:00Z">
+      <w:del w:id="14" w:author="PR Preview" w:date="2026-01-01T00:00:00Z">
         <w:r>
           <w:delText xml:space="preserve">that applies</w:delText>
         </w:r>
       </w:del>
-      <w:del w:id="25" w:author="PR Preview" w:date="2026-01-01T00:00:00Z">
+      <w:del w:id="15" w:author="PR Preview" w:date="2026-01-01T00:00:00Z">
         <w:r>
           <w:delText xml:space="preserve"> </w:delText>
         </w:r>
       </w:del>
-      <w:del w:id="26" w:author="PR Preview" w:date="2026-01-01T00:00:00Z">
+      <w:del w:id="16" w:author="PR Preview" w:date="2026-01-01T00:00:00Z">
         <w:r>
           <w:delText xml:space="preserve">inside that project and nowhere else.</w:delText>
         </w:r>
       </w:del>
-      <w:del w:id="27" w:author="PR Preview" w:date="2026-01-01T00:00:00Z">
+      <w:del w:id="17" w:author="PR Preview" w:date="2026-01-01T00:00:00Z">
         <w:r>
           <w:delText xml:space="preserve"> </w:delText>
         </w:r>
       </w:del>
-      <w:del w:id="28" w:author="PR Preview" w:date="2026-01-01T00:00:00Z">
+      <w:del w:id="18" w:author="PR Preview" w:date="2026-01-01T00:00:00Z">
         <w:r>
           <w:delText xml:space="preserve">Oh My Zsh bundles</w:delText>
         </w:r>
       </w:del>
-      <w:del w:id="29" w:author="PR Preview" w:date="2026-01-01T00:00:00Z">
+      <w:del w:id="19" w:author="PR Preview" w:date="2026-01-01T00:00:00Z">
         <w:r>
           <w:delText xml:space="preserve"> </w:delText>
         </w:r>
       </w:del>
-      <w:del w:id="30" w:author="PR Preview" w:date="2026-01-01T00:00:00Z">
+      <w:del w:id="20" w:author="PR Preview" w:date="2026-01-01T00:00:00Z">
         <w:r>
           <w:rPr>
             <w:rStyle w:val="VerbatimChar"/>
@@ -6877,22 +6830,22 @@
           <w:delText xml:space="preserve">direnv</w:delText>
         </w:r>
       </w:del>
-      <w:del w:id="31" w:author="PR Preview" w:date="2026-01-01T00:00:00Z">
+      <w:del w:id="21" w:author="PR Preview" w:date="2026-01-01T00:00:00Z">
         <w:r>
           <w:delText xml:space="preserve"> </w:delText>
         </w:r>
       </w:del>
-      <w:del w:id="32" w:author="PR Preview" w:date="2026-01-01T00:00:00Z">
+      <w:del w:id="22" w:author="PR Preview" w:date="2026-01-01T00:00:00Z">
         <w:r>
           <w:delText xml:space="preserve">and</w:delText>
         </w:r>
       </w:del>
-      <w:del w:id="33" w:author="PR Preview" w:date="2026-01-01T00:00:00Z">
+      <w:del w:id="23" w:author="PR Preview" w:date="2026-01-01T00:00:00Z">
         <w:r>
           <w:delText xml:space="preserve"> </w:delText>
         </w:r>
       </w:del>
-      <w:del w:id="34" w:author="PR Preview" w:date="2026-01-01T00:00:00Z">
+      <w:del w:id="24" w:author="PR Preview" w:date="2026-01-01T00:00:00Z">
         <w:r>
           <w:rPr>
             <w:rStyle w:val="VerbatimChar"/>
@@ -6900,32 +6853,32 @@
           <w:delText xml:space="preserve">zoxide</w:delText>
         </w:r>
       </w:del>
-      <w:del w:id="35" w:author="PR Preview" w:date="2026-01-01T00:00:00Z">
+      <w:del w:id="25" w:author="PR Preview" w:date="2026-01-01T00:00:00Z">
         <w:r>
           <w:delText xml:space="preserve"> </w:delText>
         </w:r>
       </w:del>
-      <w:del w:id="36" w:author="PR Preview" w:date="2026-01-01T00:00:00Z">
+      <w:del w:id="26" w:author="PR Preview" w:date="2026-01-01T00:00:00Z">
         <w:r>
           <w:delText xml:space="preserve">plugins, so those two need no hook line</w:delText>
         </w:r>
       </w:del>
-      <w:del w:id="37" w:author="PR Preview" w:date="2026-01-01T00:00:00Z">
+      <w:del w:id="27" w:author="PR Preview" w:date="2026-01-01T00:00:00Z">
         <w:r>
           <w:delText xml:space="preserve"> </w:delText>
         </w:r>
       </w:del>
-      <w:del w:id="38" w:author="PR Preview" w:date="2026-01-01T00:00:00Z">
+      <w:del w:id="28" w:author="PR Preview" w:date="2026-01-01T00:00:00Z">
         <w:r>
           <w:delText xml:space="preserve">in</w:delText>
         </w:r>
       </w:del>
-      <w:del w:id="39" w:author="PR Preview" w:date="2026-01-01T00:00:00Z">
+      <w:del w:id="29" w:author="PR Preview" w:date="2026-01-01T00:00:00Z">
         <w:r>
           <w:delText xml:space="preserve"> </w:delText>
         </w:r>
       </w:del>
-      <w:del w:id="40" w:author="PR Preview" w:date="2026-01-01T00:00:00Z">
+      <w:del w:id="30" w:author="PR Preview" w:date="2026-01-01T00:00:00Z">
         <w:r>
           <w:rPr>
             <w:rStyle w:val="VerbatimChar"/>
@@ -6933,7 +6886,7 @@
           <w:delText xml:space="preserve">~/.zshrc</w:delText>
         </w:r>
       </w:del>
-      <w:del w:id="41" w:author="PR Preview" w:date="2026-01-01T00:00:00Z">
+      <w:del w:id="31" w:author="PR Preview" w:date="2026-01-01T00:00:00Z">
         <w:r>
           <w:delText xml:space="preserve">.</w:delText>
         </w:r>
@@ -6943,7 +6896,7 @@
       <w:pPr>
         <w:pStyle w:val="BodyText"/>
       </w:pPr>
-      <w:ins w:id="42" w:author="PR Preview" w:date="2026-01-01T00:00:00Z">
+      <w:ins w:id="32" w:author="PR Preview" w:date="2026-01-01T00:00:00Z">
         <w:r>
           <w:rPr>
             <w:rStyle w:val="VerbatimChar"/>
@@ -6951,32 +6904,32 @@
           <w:t xml:space="preserve">direnv</w:t>
         </w:r>
       </w:ins>
-      <w:ins w:id="43" w:author="PR Preview" w:date="2026-01-01T00:00:00Z">
+      <w:ins w:id="33" w:author="PR Preview" w:date="2026-01-01T00:00:00Z">
         <w:r>
           <w:t xml:space="preserve"> </w:t>
         </w:r>
       </w:ins>
-      <w:ins w:id="44" w:author="PR Preview" w:date="2026-01-01T00:00:00Z">
+      <w:ins w:id="34" w:author="PR Preview" w:date="2026-01-01T00:00:00Z">
         <w:r>
           <w:t xml:space="preserve">is the one with the most direct bearing on research workflows: it is how</w:t>
         </w:r>
       </w:ins>
-      <w:ins w:id="45" w:author="PR Preview" w:date="2026-01-01T00:00:00Z">
+      <w:ins w:id="35" w:author="PR Preview" w:date="2026-01-01T00:00:00Z">
         <w:r>
           <w:t xml:space="preserve"> </w:t>
         </w:r>
       </w:ins>
-      <w:ins w:id="46" w:author="PR Preview" w:date="2026-01-01T00:00:00Z">
+      <w:ins w:id="36" w:author="PR Preview" w:date="2026-01-01T00:00:00Z">
         <w:r>
           <w:t xml:space="preserve">a project can set</w:t>
         </w:r>
       </w:ins>
-      <w:ins w:id="47" w:author="PR Preview" w:date="2026-01-01T00:00:00Z">
+      <w:ins w:id="37" w:author="PR Preview" w:date="2026-01-01T00:00:00Z">
         <w:r>
           <w:t xml:space="preserve"> </w:t>
         </w:r>
       </w:ins>
-      <w:ins w:id="48" w:author="PR Preview" w:date="2026-01-01T00:00:00Z">
+      <w:ins w:id="38" w:author="PR Preview" w:date="2026-01-01T00:00:00Z">
         <w:r>
           <w:rPr>
             <w:rStyle w:val="VerbatimChar"/>
@@ -6984,17 +6937,17 @@
           <w:t xml:space="preserve">R_LIBS</w:t>
         </w:r>
       </w:ins>
-      <w:ins w:id="49" w:author="PR Preview" w:date="2026-01-01T00:00:00Z">
+      <w:ins w:id="39" w:author="PR Preview" w:date="2026-01-01T00:00:00Z">
         <w:r>
           <w:t xml:space="preserve">, an API key, or a</w:t>
         </w:r>
       </w:ins>
-      <w:ins w:id="50" w:author="PR Preview" w:date="2026-01-01T00:00:00Z">
+      <w:ins w:id="40" w:author="PR Preview" w:date="2026-01-01T00:00:00Z">
         <w:r>
           <w:t xml:space="preserve"> </w:t>
         </w:r>
       </w:ins>
-      <w:ins w:id="51" w:author="PR Preview" w:date="2026-01-01T00:00:00Z">
+      <w:ins w:id="41" w:author="PR Preview" w:date="2026-01-01T00:00:00Z">
         <w:r>
           <w:rPr>
             <w:rStyle w:val="VerbatimChar"/>
@@ -7002,42 +6955,42 @@
           <w:t xml:space="preserve">RETICULATE_PYTHON</w:t>
         </w:r>
       </w:ins>
-      <w:ins w:id="52" w:author="PR Preview" w:date="2026-01-01T00:00:00Z">
+      <w:ins w:id="42" w:author="PR Preview" w:date="2026-01-01T00:00:00Z">
         <w:r>
           <w:t xml:space="preserve"> </w:t>
         </w:r>
       </w:ins>
-      <w:ins w:id="53" w:author="PR Preview" w:date="2026-01-01T00:00:00Z">
+      <w:ins w:id="43" w:author="PR Preview" w:date="2026-01-01T00:00:00Z">
         <w:r>
           <w:t xml:space="preserve">that applies</w:t>
         </w:r>
       </w:ins>
-      <w:ins w:id="54" w:author="PR Preview" w:date="2026-01-01T00:00:00Z">
+      <w:ins w:id="44" w:author="PR Preview" w:date="2026-01-01T00:00:00Z">
         <w:r>
           <w:t xml:space="preserve"> </w:t>
         </w:r>
       </w:ins>
-      <w:ins w:id="55" w:author="PR Preview" w:date="2026-01-01T00:00:00Z">
+      <w:ins w:id="45" w:author="PR Preview" w:date="2026-01-01T00:00:00Z">
         <w:r>
           <w:t xml:space="preserve">inside that project and nowhere else.</w:t>
         </w:r>
       </w:ins>
-      <w:ins w:id="56" w:author="PR Preview" w:date="2026-01-01T00:00:00Z">
+      <w:ins w:id="46" w:author="PR Preview" w:date="2026-01-01T00:00:00Z">
         <w:r>
           <w:t xml:space="preserve"> </w:t>
         </w:r>
       </w:ins>
-      <w:ins w:id="57" w:author="PR Preview" w:date="2026-01-01T00:00:00Z">
+      <w:ins w:id="47" w:author="PR Preview" w:date="2026-01-01T00:00:00Z">
         <w:r>
           <w:t xml:space="preserve">Oh My Zsh bundles</w:t>
         </w:r>
       </w:ins>
-      <w:ins w:id="58" w:author="PR Preview" w:date="2026-01-01T00:00:00Z">
+      <w:ins w:id="48" w:author="PR Preview" w:date="2026-01-01T00:00:00Z">
         <w:r>
           <w:t xml:space="preserve"> </w:t>
         </w:r>
       </w:ins>
-      <w:ins w:id="59" w:author="PR Preview" w:date="2026-01-01T00:00:00Z">
+      <w:ins w:id="49" w:author="PR Preview" w:date="2026-01-01T00:00:00Z">
         <w:r>
           <w:rPr>
             <w:rStyle w:val="VerbatimChar"/>
@@ -7045,22 +6998,22 @@
           <w:t xml:space="preserve">direnv</w:t>
         </w:r>
       </w:ins>
-      <w:ins w:id="60" w:author="PR Preview" w:date="2026-01-01T00:00:00Z">
+      <w:ins w:id="50" w:author="PR Preview" w:date="2026-01-01T00:00:00Z">
         <w:r>
           <w:t xml:space="preserve"> </w:t>
         </w:r>
       </w:ins>
-      <w:ins w:id="61" w:author="PR Preview" w:date="2026-01-01T00:00:00Z">
+      <w:ins w:id="51" w:author="PR Preview" w:date="2026-01-01T00:00:00Z">
         <w:r>
           <w:t xml:space="preserve">and</w:t>
         </w:r>
       </w:ins>
-      <w:ins w:id="62" w:author="PR Preview" w:date="2026-01-01T00:00:00Z">
+      <w:ins w:id="52" w:author="PR Preview" w:date="2026-01-01T00:00:00Z">
         <w:r>
           <w:t xml:space="preserve"> </w:t>
         </w:r>
       </w:ins>
-      <w:ins w:id="63" w:author="PR Preview" w:date="2026-01-01T00:00:00Z">
+      <w:ins w:id="53" w:author="PR Preview" w:date="2026-01-01T00:00:00Z">
         <w:r>
           <w:rPr>
             <w:rStyle w:val="VerbatimChar"/>
@@ -7068,32 +7021,32 @@
           <w:t xml:space="preserve">zoxide</w:t>
         </w:r>
       </w:ins>
-      <w:ins w:id="64" w:author="PR Preview" w:date="2026-01-01T00:00:00Z">
+      <w:ins w:id="54" w:author="PR Preview" w:date="2026-01-01T00:00:00Z">
         <w:r>
           <w:t xml:space="preserve"> </w:t>
         </w:r>
       </w:ins>
-      <w:ins w:id="65" w:author="PR Preview" w:date="2026-01-01T00:00:00Z">
+      <w:ins w:id="55" w:author="PR Preview" w:date="2026-01-01T00:00:00Z">
         <w:r>
           <w:t xml:space="preserve">plugins, so those two need no hook line</w:t>
         </w:r>
       </w:ins>
-      <w:ins w:id="66" w:author="PR Preview" w:date="2026-01-01T00:00:00Z">
+      <w:ins w:id="56" w:author="PR Preview" w:date="2026-01-01T00:00:00Z">
         <w:r>
           <w:t xml:space="preserve"> </w:t>
         </w:r>
       </w:ins>
-      <w:ins w:id="67" w:author="PR Preview" w:date="2026-01-01T00:00:00Z">
+      <w:ins w:id="57" w:author="PR Preview" w:date="2026-01-01T00:00:00Z">
         <w:r>
           <w:t xml:space="preserve">in</w:t>
         </w:r>
       </w:ins>
-      <w:ins w:id="68" w:author="PR Preview" w:date="2026-01-01T00:00:00Z">
+      <w:ins w:id="58" w:author="PR Preview" w:date="2026-01-01T00:00:00Z">
         <w:r>
           <w:t xml:space="preserve"> </w:t>
         </w:r>
       </w:ins>
-      <w:ins w:id="69" w:author="PR Preview" w:date="2026-01-01T00:00:00Z">
+      <w:ins w:id="59" w:author="PR Preview" w:date="2026-01-01T00:00:00Z">
         <w:r>
           <w:rPr>
             <w:rStyle w:val="VerbatimChar"/>
@@ -7101,7 +7054,7 @@
           <w:t xml:space="preserve">~/.zshrc</w:t>
         </w:r>
       </w:ins>
-      <w:ins w:id="70" w:author="PR Preview" w:date="2026-01-01T00:00:00Z">
+      <w:ins w:id="60" w:author="PR Preview" w:date="2026-01-01T00:00:00Z">
         <w:r>
           <w:t xml:space="preserve">.</w:t>
         </w:r>
@@ -7673,18 +7626,18 @@
       <w:pPr>
         <w:pStyle w:val="FirstParagraph"/>
       </w:pPr>
-      <w:del w:id="71" w:author="PR Preview" w:date="2026-01-01T00:00:00Z">
+      <w:del w:id="61" w:author="PR Preview" w:date="2026-01-01T00:00:00Z">
         <w:r>
           <w:delText xml:space="preserve">For shell scripts, we follow the</w:delText>
         </w:r>
       </w:del>
-      <w:del w:id="72" w:author="PR Preview" w:date="2026-01-01T00:00:00Z">
+      <w:del w:id="62" w:author="PR Preview" w:date="2026-01-01T00:00:00Z">
         <w:r>
           <w:delText xml:space="preserve"> </w:delText>
         </w:r>
       </w:del>
       <w:hyperlink r:id="rId68">
-        <w:del w:id="73" w:author="PR Preview" w:date="2026-01-01T00:00:00Z">
+        <w:del w:id="63" w:author="PR Preview" w:date="2026-01-01T00:00:00Z">
           <w:r>
             <w:rPr>
               <w:rStyle w:val="Hyperlink"/>
@@ -7693,33 +7646,33 @@
           </w:r>
         </w:del>
       </w:hyperlink>
-      <w:del w:id="74" w:author="PR Preview" w:date="2026-01-01T00:00:00Z">
+      <w:del w:id="64" w:author="PR Preview" w:date="2026-01-01T00:00:00Z">
         <w:r>
           <w:delText xml:space="preserve"> </w:delText>
         </w:r>
       </w:del>
-      <w:del w:id="75" w:author="PR Preview" w:date="2026-01-01T00:00:00Z">
+      <w:del w:id="65" w:author="PR Preview" w:date="2026-01-01T00:00:00Z">
         <w:r>
           <w:delText xml:space="preserve">as the base authority,</w:delText>
         </w:r>
       </w:del>
-      <w:del w:id="76" w:author="PR Preview" w:date="2026-01-01T00:00:00Z">
+      <w:del w:id="66" w:author="PR Preview" w:date="2026-01-01T00:00:00Z">
         <w:r>
           <w:delText xml:space="preserve"> </w:delText>
         </w:r>
       </w:del>
-      <w:del w:id="77" w:author="PR Preview" w:date="2026-01-01T00:00:00Z">
+      <w:del w:id="67" w:author="PR Preview" w:date="2026-01-01T00:00:00Z">
         <w:r>
           <w:delText xml:space="preserve">the same way our R chapters defer to the</w:delText>
         </w:r>
       </w:del>
-      <w:del w:id="78" w:author="PR Preview" w:date="2026-01-01T00:00:00Z">
+      <w:del w:id="68" w:author="PR Preview" w:date="2026-01-01T00:00:00Z">
         <w:r>
           <w:delText xml:space="preserve"> </w:delText>
         </w:r>
       </w:del>
       <w:hyperlink r:id="rId69">
-        <w:del w:id="79" w:author="PR Preview" w:date="2026-01-01T00:00:00Z">
+        <w:del w:id="69" w:author="PR Preview" w:date="2026-01-01T00:00:00Z">
           <w:r>
             <w:rPr>
               <w:rStyle w:val="Hyperlink"/>
@@ -7728,19 +7681,19 @@
           </w:r>
         </w:del>
       </w:hyperlink>
-      <w:del w:id="80" w:author="PR Preview" w:date="2026-01-01T00:00:00Z">
+      <w:del w:id="70" w:author="PR Preview" w:date="2026-01-01T00:00:00Z">
         <w:r>
           <w:delText xml:space="preserve">.</w:delText>
         </w:r>
       </w:del>
-      <w:del w:id="81" w:author="PR Preview" w:date="2026-01-01T00:00:00Z">
+      <w:del w:id="71" w:author="PR Preview" w:date="2026-01-01T00:00:00Z">
         <w:r>
           <w:delText xml:space="preserve"> </w:delText>
         </w:r>
       </w:del>
-      <w:del w:id="82" w:author="PR Preview" w:date="2026-01-01T00:00:00Z">
-        <w:r>
-          <w:delText xml:space="preserve">The points below are the lab’s priorities and additions.</w:delText>
+      <w:del w:id="72" w:author="PR Preview" w:date="2026-01-01T00:00:00Z">
+        <w:r>
+          <w:delText xml:space="preserve">The points below are our priorities and additions.</w:delText>
         </w:r>
       </w:del>
     </w:p>
@@ -7748,18 +7701,18 @@
       <w:pPr>
         <w:pStyle w:val="FirstParagraph"/>
       </w:pPr>
-      <w:ins w:id="83" w:author="PR Preview" w:date="2026-01-01T00:00:00Z">
+      <w:ins w:id="73" w:author="PR Preview" w:date="2026-01-01T00:00:00Z">
         <w:r>
           <w:t xml:space="preserve">For shell scripts, we recommend the</w:t>
         </w:r>
       </w:ins>
-      <w:ins w:id="84" w:author="PR Preview" w:date="2026-01-01T00:00:00Z">
+      <w:ins w:id="74" w:author="PR Preview" w:date="2026-01-01T00:00:00Z">
         <w:r>
           <w:t xml:space="preserve"> </w:t>
         </w:r>
       </w:ins>
       <w:hyperlink r:id="rId68">
-        <w:ins w:id="85" w:author="PR Preview" w:date="2026-01-01T00:00:00Z">
+        <w:ins w:id="75" w:author="PR Preview" w:date="2026-01-01T00:00:00Z">
           <w:r>
             <w:rPr>
               <w:rStyle w:val="Hyperlink"/>
@@ -7768,33 +7721,33 @@
           </w:r>
         </w:ins>
       </w:hyperlink>
-      <w:ins w:id="86" w:author="PR Preview" w:date="2026-01-01T00:00:00Z">
+      <w:ins w:id="76" w:author="PR Preview" w:date="2026-01-01T00:00:00Z">
         <w:r>
           <w:t xml:space="preserve"> </w:t>
         </w:r>
       </w:ins>
-      <w:ins w:id="87" w:author="PR Preview" w:date="2026-01-01T00:00:00Z">
+      <w:ins w:id="77" w:author="PR Preview" w:date="2026-01-01T00:00:00Z">
         <w:r>
           <w:t xml:space="preserve">as the base authority,</w:t>
         </w:r>
       </w:ins>
-      <w:ins w:id="88" w:author="PR Preview" w:date="2026-01-01T00:00:00Z">
+      <w:ins w:id="78" w:author="PR Preview" w:date="2026-01-01T00:00:00Z">
         <w:r>
           <w:t xml:space="preserve"> </w:t>
         </w:r>
       </w:ins>
-      <w:ins w:id="89" w:author="PR Preview" w:date="2026-01-01T00:00:00Z">
+      <w:ins w:id="79" w:author="PR Preview" w:date="2026-01-01T00:00:00Z">
         <w:r>
           <w:t xml:space="preserve">the same way the R chapters defer to the</w:t>
         </w:r>
       </w:ins>
-      <w:ins w:id="90" w:author="PR Preview" w:date="2026-01-01T00:00:00Z">
+      <w:ins w:id="80" w:author="PR Preview" w:date="2026-01-01T00:00:00Z">
         <w:r>
           <w:t xml:space="preserve"> </w:t>
         </w:r>
       </w:ins>
       <w:hyperlink r:id="rId69">
-        <w:ins w:id="91" w:author="PR Preview" w:date="2026-01-01T00:00:00Z">
+        <w:ins w:id="81" w:author="PR Preview" w:date="2026-01-01T00:00:00Z">
           <w:r>
             <w:rPr>
               <w:rStyle w:val="Hyperlink"/>
@@ -7803,19 +7756,19 @@
           </w:r>
         </w:ins>
       </w:hyperlink>
-      <w:ins w:id="92" w:author="PR Preview" w:date="2026-01-01T00:00:00Z">
+      <w:ins w:id="82" w:author="PR Preview" w:date="2026-01-01T00:00:00Z">
         <w:r>
           <w:t xml:space="preserve">.</w:t>
         </w:r>
       </w:ins>
-      <w:ins w:id="93" w:author="PR Preview" w:date="2026-01-01T00:00:00Z">
+      <w:ins w:id="83" w:author="PR Preview" w:date="2026-01-01T00:00:00Z">
         <w:r>
           <w:t xml:space="preserve"> </w:t>
         </w:r>
       </w:ins>
-      <w:ins w:id="94" w:author="PR Preview" w:date="2026-01-01T00:00:00Z">
-        <w:r>
-          <w:t xml:space="preserve">The points below are our priorities and additions.</w:t>
+      <w:ins w:id="84" w:author="PR Preview" w:date="2026-01-01T00:00:00Z">
+        <w:r>
+          <w:t xml:space="preserve">The points below are recommended priorities and additions.</w:t>
         </w:r>
       </w:ins>
     </w:p>
@@ -8140,27 +8093,27 @@
       <w:pPr>
         <w:pStyle w:val="FirstParagraph"/>
       </w:pPr>
-      <w:del w:id="95" w:author="PR Preview" w:date="2026-01-01T00:00:00Z">
+      <w:del w:id="85" w:author="PR Preview" w:date="2026-01-01T00:00:00Z">
         <w:r>
           <w:delText xml:space="preserve">The same principle as our R guidance applies:</w:delText>
         </w:r>
       </w:del>
-      <w:del w:id="96" w:author="PR Preview" w:date="2026-01-01T00:00:00Z">
+      <w:del w:id="86" w:author="PR Preview" w:date="2026-01-01T00:00:00Z">
         <w:r>
           <w:delText xml:space="preserve"> </w:delText>
         </w:r>
       </w:del>
-      <w:del w:id="97" w:author="PR Preview" w:date="2026-01-01T00:00:00Z">
+      <w:del w:id="87" w:author="PR Preview" w:date="2026-01-01T00:00:00Z">
         <w:r>
           <w:delText xml:space="preserve">explain</w:delText>
         </w:r>
       </w:del>
-      <w:del w:id="98" w:author="PR Preview" w:date="2026-01-01T00:00:00Z">
+      <w:del w:id="88" w:author="PR Preview" w:date="2026-01-01T00:00:00Z">
         <w:r>
           <w:delText xml:space="preserve"> </w:delText>
         </w:r>
       </w:del>
-      <w:del w:id="99" w:author="PR Preview" w:date="2026-01-01T00:00:00Z">
+      <w:del w:id="89" w:author="PR Preview" w:date="2026-01-01T00:00:00Z">
         <w:r>
           <w:rPr>
             <w:i/>
@@ -8169,17 +8122,17 @@
           <w:delText xml:space="preserve">why</w:delText>
         </w:r>
       </w:del>
-      <w:del w:id="100" w:author="PR Preview" w:date="2026-01-01T00:00:00Z">
+      <w:del w:id="90" w:author="PR Preview" w:date="2026-01-01T00:00:00Z">
         <w:r>
           <w:delText xml:space="preserve">, not</w:delText>
         </w:r>
       </w:del>
-      <w:del w:id="101" w:author="PR Preview" w:date="2026-01-01T00:00:00Z">
+      <w:del w:id="91" w:author="PR Preview" w:date="2026-01-01T00:00:00Z">
         <w:r>
           <w:delText xml:space="preserve"> </w:delText>
         </w:r>
       </w:del>
-      <w:del w:id="102" w:author="PR Preview" w:date="2026-01-01T00:00:00Z">
+      <w:del w:id="92" w:author="PR Preview" w:date="2026-01-01T00:00:00Z">
         <w:r>
           <w:rPr>
             <w:i/>
@@ -8188,58 +8141,58 @@
           <w:delText xml:space="preserve">what</w:delText>
         </w:r>
       </w:del>
-      <w:del w:id="103" w:author="PR Preview" w:date="2026-01-01T00:00:00Z">
+      <w:del w:id="93" w:author="PR Preview" w:date="2026-01-01T00:00:00Z">
         <w:r>
           <w:delText xml:space="preserve">.</w:delText>
         </w:r>
       </w:del>
-      <w:del w:id="104" w:author="PR Preview" w:date="2026-01-01T00:00:00Z">
+      <w:del w:id="94" w:author="PR Preview" w:date="2026-01-01T00:00:00Z">
         <w:r>
           <w:delText xml:space="preserve"> </w:delText>
         </w:r>
       </w:del>
-      <w:del w:id="105" w:author="PR Preview" w:date="2026-01-01T00:00:00Z">
+      <w:del w:id="95" w:author="PR Preview" w:date="2026-01-01T00:00:00Z">
         <w:r>
           <w:delText xml:space="preserve">Keep inline comments brief,</w:delText>
         </w:r>
       </w:del>
-      <w:del w:id="106" w:author="PR Preview" w:date="2026-01-01T00:00:00Z">
+      <w:del w:id="96" w:author="PR Preview" w:date="2026-01-01T00:00:00Z">
         <w:r>
           <w:delText xml:space="preserve"> </w:delText>
         </w:r>
       </w:del>
-      <w:del w:id="107" w:author="PR Preview" w:date="2026-01-01T00:00:00Z">
+      <w:del w:id="97" w:author="PR Preview" w:date="2026-01-01T00:00:00Z">
         <w:r>
           <w:delText xml:space="preserve">and point to an Architecture Decision Record</w:delText>
         </w:r>
       </w:del>
-      <w:del w:id="108" w:author="PR Preview" w:date="2026-01-01T00:00:00Z">
+      <w:del w:id="98" w:author="PR Preview" w:date="2026-01-01T00:00:00Z">
         <w:r>
           <w:delText xml:space="preserve"> </w:delText>
         </w:r>
       </w:del>
-      <w:del w:id="109" w:author="PR Preview" w:date="2026-01-01T00:00:00Z">
+      <w:del w:id="99" w:author="PR Preview" w:date="2026-01-01T00:00:00Z">
         <w:r>
           <w:delText xml:space="preserve">for rationale too long for a comment</w:delText>
         </w:r>
       </w:del>
-      <w:del w:id="110" w:author="PR Preview" w:date="2026-01-01T00:00:00Z">
+      <w:del w:id="100" w:author="PR Preview" w:date="2026-01-01T00:00:00Z">
         <w:r>
           <w:delText xml:space="preserve"> </w:delText>
         </w:r>
       </w:del>
-      <w:del w:id="111" w:author="PR Preview" w:date="2026-01-01T00:00:00Z">
+      <w:del w:id="101" w:author="PR Preview" w:date="2026-01-01T00:00:00Z">
         <w:r>
           <w:delText xml:space="preserve">(see</w:delText>
         </w:r>
       </w:del>
-      <w:del w:id="112" w:author="PR Preview" w:date="2026-01-01T00:00:00Z">
+      <w:del w:id="102" w:author="PR Preview" w:date="2026-01-01T00:00:00Z">
         <w:r>
           <w:delText xml:space="preserve"> </w:delText>
         </w:r>
       </w:del>
       <w:hyperlink r:id="rId72">
-        <w:del w:id="113" w:author="PR Preview" w:date="2026-01-01T00:00:00Z">
+        <w:del w:id="103" w:author="PR Preview" w:date="2026-01-01T00:00:00Z">
           <w:r>
             <w:rPr>
               <w:rStyle w:val="Hyperlink"/>
@@ -8248,7 +8201,7 @@
           </w:r>
         </w:del>
       </w:hyperlink>
-      <w:del w:id="114" w:author="PR Preview" w:date="2026-01-01T00:00:00Z">
+      <w:del w:id="104" w:author="PR Preview" w:date="2026-01-01T00:00:00Z">
         <w:r>
           <w:delText xml:space="preserve">).</w:delText>
         </w:r>
@@ -8258,27 +8211,27 @@
       <w:pPr>
         <w:pStyle w:val="FirstParagraph"/>
       </w:pPr>
-      <w:ins w:id="115" w:author="PR Preview" w:date="2026-01-01T00:00:00Z">
+      <w:ins w:id="105" w:author="PR Preview" w:date="2026-01-01T00:00:00Z">
         <w:r>
           <w:t xml:space="preserve">The same principle as in the R guidance applies:</w:t>
         </w:r>
       </w:ins>
-      <w:ins w:id="116" w:author="PR Preview" w:date="2026-01-01T00:00:00Z">
+      <w:ins w:id="106" w:author="PR Preview" w:date="2026-01-01T00:00:00Z">
         <w:r>
           <w:t xml:space="preserve"> </w:t>
         </w:r>
       </w:ins>
-      <w:ins w:id="117" w:author="PR Preview" w:date="2026-01-01T00:00:00Z">
+      <w:ins w:id="107" w:author="PR Preview" w:date="2026-01-01T00:00:00Z">
         <w:r>
           <w:t xml:space="preserve">explain</w:t>
         </w:r>
       </w:ins>
-      <w:ins w:id="118" w:author="PR Preview" w:date="2026-01-01T00:00:00Z">
+      <w:ins w:id="108" w:author="PR Preview" w:date="2026-01-01T00:00:00Z">
         <w:r>
           <w:t xml:space="preserve"> </w:t>
         </w:r>
       </w:ins>
-      <w:ins w:id="119" w:author="PR Preview" w:date="2026-01-01T00:00:00Z">
+      <w:ins w:id="109" w:author="PR Preview" w:date="2026-01-01T00:00:00Z">
         <w:r>
           <w:rPr>
             <w:i/>
@@ -8287,17 +8240,17 @@
           <w:t xml:space="preserve">why</w:t>
         </w:r>
       </w:ins>
-      <w:ins w:id="120" w:author="PR Preview" w:date="2026-01-01T00:00:00Z">
+      <w:ins w:id="110" w:author="PR Preview" w:date="2026-01-01T00:00:00Z">
         <w:r>
           <w:t xml:space="preserve">, not</w:t>
         </w:r>
       </w:ins>
-      <w:ins w:id="121" w:author="PR Preview" w:date="2026-01-01T00:00:00Z">
+      <w:ins w:id="111" w:author="PR Preview" w:date="2026-01-01T00:00:00Z">
         <w:r>
           <w:t xml:space="preserve"> </w:t>
         </w:r>
       </w:ins>
-      <w:ins w:id="122" w:author="PR Preview" w:date="2026-01-01T00:00:00Z">
+      <w:ins w:id="112" w:author="PR Preview" w:date="2026-01-01T00:00:00Z">
         <w:r>
           <w:rPr>
             <w:i/>
@@ -8306,58 +8259,58 @@
           <w:t xml:space="preserve">what</w:t>
         </w:r>
       </w:ins>
-      <w:ins w:id="123" w:author="PR Preview" w:date="2026-01-01T00:00:00Z">
+      <w:ins w:id="113" w:author="PR Preview" w:date="2026-01-01T00:00:00Z">
         <w:r>
           <w:t xml:space="preserve">.</w:t>
         </w:r>
       </w:ins>
-      <w:ins w:id="124" w:author="PR Preview" w:date="2026-01-01T00:00:00Z">
+      <w:ins w:id="114" w:author="PR Preview" w:date="2026-01-01T00:00:00Z">
         <w:r>
           <w:t xml:space="preserve"> </w:t>
         </w:r>
       </w:ins>
-      <w:ins w:id="125" w:author="PR Preview" w:date="2026-01-01T00:00:00Z">
+      <w:ins w:id="115" w:author="PR Preview" w:date="2026-01-01T00:00:00Z">
         <w:r>
           <w:t xml:space="preserve">Keep inline comments brief,</w:t>
         </w:r>
       </w:ins>
-      <w:ins w:id="126" w:author="PR Preview" w:date="2026-01-01T00:00:00Z">
+      <w:ins w:id="116" w:author="PR Preview" w:date="2026-01-01T00:00:00Z">
         <w:r>
           <w:t xml:space="preserve"> </w:t>
         </w:r>
       </w:ins>
-      <w:ins w:id="127" w:author="PR Preview" w:date="2026-01-01T00:00:00Z">
+      <w:ins w:id="117" w:author="PR Preview" w:date="2026-01-01T00:00:00Z">
         <w:r>
           <w:t xml:space="preserve">and point to an Architecture Decision Record</w:t>
         </w:r>
       </w:ins>
-      <w:ins w:id="128" w:author="PR Preview" w:date="2026-01-01T00:00:00Z">
+      <w:ins w:id="118" w:author="PR Preview" w:date="2026-01-01T00:00:00Z">
         <w:r>
           <w:t xml:space="preserve"> </w:t>
         </w:r>
       </w:ins>
-      <w:ins w:id="129" w:author="PR Preview" w:date="2026-01-01T00:00:00Z">
+      <w:ins w:id="119" w:author="PR Preview" w:date="2026-01-01T00:00:00Z">
         <w:r>
           <w:t xml:space="preserve">for rationale too long for a comment</w:t>
         </w:r>
       </w:ins>
-      <w:ins w:id="130" w:author="PR Preview" w:date="2026-01-01T00:00:00Z">
+      <w:ins w:id="120" w:author="PR Preview" w:date="2026-01-01T00:00:00Z">
         <w:r>
           <w:t xml:space="preserve"> </w:t>
         </w:r>
       </w:ins>
-      <w:ins w:id="131" w:author="PR Preview" w:date="2026-01-01T00:00:00Z">
+      <w:ins w:id="121" w:author="PR Preview" w:date="2026-01-01T00:00:00Z">
         <w:r>
           <w:t xml:space="preserve">(see</w:t>
         </w:r>
       </w:ins>
-      <w:ins w:id="132" w:author="PR Preview" w:date="2026-01-01T00:00:00Z">
+      <w:ins w:id="122" w:author="PR Preview" w:date="2026-01-01T00:00:00Z">
         <w:r>
           <w:t xml:space="preserve"> </w:t>
         </w:r>
       </w:ins>
       <w:hyperlink r:id="rId72">
-        <w:ins w:id="133" w:author="PR Preview" w:date="2026-01-01T00:00:00Z">
+        <w:ins w:id="123" w:author="PR Preview" w:date="2026-01-01T00:00:00Z">
           <w:r>
             <w:rPr>
               <w:rStyle w:val="Hyperlink"/>
@@ -8366,7 +8319,7 @@
           </w:r>
         </w:ins>
       </w:hyperlink>
-      <w:ins w:id="134" w:author="PR Preview" w:date="2026-01-01T00:00:00Z">
+      <w:ins w:id="124" w:author="PR Preview" w:date="2026-01-01T00:00:00Z">
         <w:r>
           <w:t xml:space="preserve">).</w:t>
         </w:r>
@@ -9215,57 +9168,57 @@
       <w:pPr>
         <w:pStyle w:val="FirstParagraph"/>
       </w:pPr>
+      <w:del w:id="125" w:author="PR Preview" w:date="2026-01-01T00:00:00Z">
+        <w:r>
+          <w:delText xml:space="preserve">Follow the same readability conventions as our R style:</w:delText>
+        </w:r>
+      </w:del>
+      <w:del w:id="126" w:author="PR Preview" w:date="2026-01-01T00:00:00Z">
+        <w:r>
+          <w:delText xml:space="preserve"> </w:delText>
+        </w:r>
+      </w:del>
+      <w:del w:id="127" w:author="PR Preview" w:date="2026-01-01T00:00:00Z">
+        <w:r>
+          <w:delText xml:space="preserve">lines under about 80 characters,</w:delText>
+        </w:r>
+      </w:del>
+      <w:del w:id="128" w:author="PR Preview" w:date="2026-01-01T00:00:00Z">
+        <w:r>
+          <w:delText xml:space="preserve"> </w:delText>
+        </w:r>
+      </w:del>
+      <w:del w:id="129" w:author="PR Preview" w:date="2026-01-01T00:00:00Z">
+        <w:r>
+          <w:delText xml:space="preserve">two-space indentation,</w:delText>
+        </w:r>
+      </w:del>
+      <w:del w:id="130" w:author="PR Preview" w:date="2026-01-01T00:00:00Z">
+        <w:r>
+          <w:delText xml:space="preserve"> </w:delText>
+        </w:r>
+      </w:del>
+      <w:del w:id="131" w:author="PR Preview" w:date="2026-01-01T00:00:00Z">
+        <w:r>
+          <w:delText xml:space="preserve">and one logical step per line,</w:delText>
+        </w:r>
+      </w:del>
+      <w:del w:id="132" w:author="PR Preview" w:date="2026-01-01T00:00:00Z">
+        <w:r>
+          <w:delText xml:space="preserve"> </w:delText>
+        </w:r>
+      </w:del>
+      <w:del w:id="133" w:author="PR Preview" w:date="2026-01-01T00:00:00Z">
+        <w:r>
+          <w:delText xml:space="preserve">breaking long pipelines after the</w:delText>
+        </w:r>
+      </w:del>
+      <w:del w:id="134" w:author="PR Preview" w:date="2026-01-01T00:00:00Z">
+        <w:r>
+          <w:delText xml:space="preserve"> </w:delText>
+        </w:r>
+      </w:del>
       <w:del w:id="135" w:author="PR Preview" w:date="2026-01-01T00:00:00Z">
-        <w:r>
-          <w:delText xml:space="preserve">Follow the same readability conventions as our R style:</w:delText>
-        </w:r>
-      </w:del>
-      <w:del w:id="136" w:author="PR Preview" w:date="2026-01-01T00:00:00Z">
-        <w:r>
-          <w:delText xml:space="preserve"> </w:delText>
-        </w:r>
-      </w:del>
-      <w:del w:id="137" w:author="PR Preview" w:date="2026-01-01T00:00:00Z">
-        <w:r>
-          <w:delText xml:space="preserve">lines under about 80 characters,</w:delText>
-        </w:r>
-      </w:del>
-      <w:del w:id="138" w:author="PR Preview" w:date="2026-01-01T00:00:00Z">
-        <w:r>
-          <w:delText xml:space="preserve"> </w:delText>
-        </w:r>
-      </w:del>
-      <w:del w:id="139" w:author="PR Preview" w:date="2026-01-01T00:00:00Z">
-        <w:r>
-          <w:delText xml:space="preserve">two-space indentation,</w:delText>
-        </w:r>
-      </w:del>
-      <w:del w:id="140" w:author="PR Preview" w:date="2026-01-01T00:00:00Z">
-        <w:r>
-          <w:delText xml:space="preserve"> </w:delText>
-        </w:r>
-      </w:del>
-      <w:del w:id="141" w:author="PR Preview" w:date="2026-01-01T00:00:00Z">
-        <w:r>
-          <w:delText xml:space="preserve">and one logical step per line,</w:delText>
-        </w:r>
-      </w:del>
-      <w:del w:id="142" w:author="PR Preview" w:date="2026-01-01T00:00:00Z">
-        <w:r>
-          <w:delText xml:space="preserve"> </w:delText>
-        </w:r>
-      </w:del>
-      <w:del w:id="143" w:author="PR Preview" w:date="2026-01-01T00:00:00Z">
-        <w:r>
-          <w:delText xml:space="preserve">breaking long pipelines after the</w:delText>
-        </w:r>
-      </w:del>
-      <w:del w:id="144" w:author="PR Preview" w:date="2026-01-01T00:00:00Z">
-        <w:r>
-          <w:delText xml:space="preserve"> </w:delText>
-        </w:r>
-      </w:del>
-      <w:del w:id="145" w:author="PR Preview" w:date="2026-01-01T00:00:00Z">
         <w:r>
           <w:rPr>
             <w:rStyle w:val="VerbatimChar"/>
@@ -9273,12 +9226,12 @@
           <w:delText xml:space="preserve">|</w:delText>
         </w:r>
       </w:del>
-      <w:del w:id="146" w:author="PR Preview" w:date="2026-01-01T00:00:00Z">
+      <w:del w:id="136" w:author="PR Preview" w:date="2026-01-01T00:00:00Z">
         <w:r>
           <w:delText xml:space="preserve"> </w:delText>
         </w:r>
       </w:del>
-      <w:del w:id="147" w:author="PR Preview" w:date="2026-01-01T00:00:00Z">
+      <w:del w:id="137" w:author="PR Preview" w:date="2026-01-01T00:00:00Z">
         <w:r>
           <w:delText xml:space="preserve">with the continuation indented.</w:delText>
         </w:r>
@@ -9288,57 +9241,57 @@
       <w:pPr>
         <w:pStyle w:val="FirstParagraph"/>
       </w:pPr>
+      <w:ins w:id="138" w:author="PR Preview" w:date="2026-01-01T00:00:00Z">
+        <w:r>
+          <w:t xml:space="preserve">Follow the same readability conventions as the R style:</w:t>
+        </w:r>
+      </w:ins>
+      <w:ins w:id="139" w:author="PR Preview" w:date="2026-01-01T00:00:00Z">
+        <w:r>
+          <w:t xml:space="preserve"> </w:t>
+        </w:r>
+      </w:ins>
+      <w:ins w:id="140" w:author="PR Preview" w:date="2026-01-01T00:00:00Z">
+        <w:r>
+          <w:t xml:space="preserve">lines under about 80 characters,</w:t>
+        </w:r>
+      </w:ins>
+      <w:ins w:id="141" w:author="PR Preview" w:date="2026-01-01T00:00:00Z">
+        <w:r>
+          <w:t xml:space="preserve"> </w:t>
+        </w:r>
+      </w:ins>
+      <w:ins w:id="142" w:author="PR Preview" w:date="2026-01-01T00:00:00Z">
+        <w:r>
+          <w:t xml:space="preserve">two-space indentation,</w:t>
+        </w:r>
+      </w:ins>
+      <w:ins w:id="143" w:author="PR Preview" w:date="2026-01-01T00:00:00Z">
+        <w:r>
+          <w:t xml:space="preserve"> </w:t>
+        </w:r>
+      </w:ins>
+      <w:ins w:id="144" w:author="PR Preview" w:date="2026-01-01T00:00:00Z">
+        <w:r>
+          <w:t xml:space="preserve">and one logical step per line,</w:t>
+        </w:r>
+      </w:ins>
+      <w:ins w:id="145" w:author="PR Preview" w:date="2026-01-01T00:00:00Z">
+        <w:r>
+          <w:t xml:space="preserve"> </w:t>
+        </w:r>
+      </w:ins>
+      <w:ins w:id="146" w:author="PR Preview" w:date="2026-01-01T00:00:00Z">
+        <w:r>
+          <w:t xml:space="preserve">breaking long pipelines after the</w:t>
+        </w:r>
+      </w:ins>
+      <w:ins w:id="147" w:author="PR Preview" w:date="2026-01-01T00:00:00Z">
+        <w:r>
+          <w:t xml:space="preserve"> </w:t>
+        </w:r>
+      </w:ins>
       <w:ins w:id="148" w:author="PR Preview" w:date="2026-01-01T00:00:00Z">
-        <w:r>
-          <w:t xml:space="preserve">Follow the same readability conventions as the R style:</w:t>
-        </w:r>
-      </w:ins>
-      <w:ins w:id="149" w:author="PR Preview" w:date="2026-01-01T00:00:00Z">
-        <w:r>
-          <w:t xml:space="preserve"> </w:t>
-        </w:r>
-      </w:ins>
-      <w:ins w:id="150" w:author="PR Preview" w:date="2026-01-01T00:00:00Z">
-        <w:r>
-          <w:t xml:space="preserve">lines under about 80 characters,</w:t>
-        </w:r>
-      </w:ins>
-      <w:ins w:id="151" w:author="PR Preview" w:date="2026-01-01T00:00:00Z">
-        <w:r>
-          <w:t xml:space="preserve"> </w:t>
-        </w:r>
-      </w:ins>
-      <w:ins w:id="152" w:author="PR Preview" w:date="2026-01-01T00:00:00Z">
-        <w:r>
-          <w:t xml:space="preserve">two-space indentation,</w:t>
-        </w:r>
-      </w:ins>
-      <w:ins w:id="153" w:author="PR Preview" w:date="2026-01-01T00:00:00Z">
-        <w:r>
-          <w:t xml:space="preserve"> </w:t>
-        </w:r>
-      </w:ins>
-      <w:ins w:id="154" w:author="PR Preview" w:date="2026-01-01T00:00:00Z">
-        <w:r>
-          <w:t xml:space="preserve">and one logical step per line,</w:t>
-        </w:r>
-      </w:ins>
-      <w:ins w:id="155" w:author="PR Preview" w:date="2026-01-01T00:00:00Z">
-        <w:r>
-          <w:t xml:space="preserve"> </w:t>
-        </w:r>
-      </w:ins>
-      <w:ins w:id="156" w:author="PR Preview" w:date="2026-01-01T00:00:00Z">
-        <w:r>
-          <w:t xml:space="preserve">breaking long pipelines after the</w:t>
-        </w:r>
-      </w:ins>
-      <w:ins w:id="157" w:author="PR Preview" w:date="2026-01-01T00:00:00Z">
-        <w:r>
-          <w:t xml:space="preserve"> </w:t>
-        </w:r>
-      </w:ins>
-      <w:ins w:id="158" w:author="PR Preview" w:date="2026-01-01T00:00:00Z">
         <w:r>
           <w:rPr>
             <w:rStyle w:val="VerbatimChar"/>
@@ -9346,12 +9299,12 @@
           <w:t xml:space="preserve">|</w:t>
         </w:r>
       </w:ins>
-      <w:ins w:id="159" w:author="PR Preview" w:date="2026-01-01T00:00:00Z">
+      <w:ins w:id="149" w:author="PR Preview" w:date="2026-01-01T00:00:00Z">
         <w:r>
           <w:t xml:space="preserve"> </w:t>
         </w:r>
       </w:ins>
-      <w:ins w:id="160" w:author="PR Preview" w:date="2026-01-01T00:00:00Z">
+      <w:ins w:id="150" w:author="PR Preview" w:date="2026-01-01T00:00:00Z">
         <w:r>
           <w:t xml:space="preserve">with the continuation indented.</w:t>
         </w:r>

--- a/pr-preview/pr-28/chapters/unix-tracked-changes.docx
+++ b/pr-preview/pr-28/chapters/unix-tracked-changes.docx
@@ -16,7 +16,7 @@
       </w:pPr>
       <w:del w:id="1" w:author="PR Preview" w:date="2026-01-01T00:00:00Z">
         <w:r>
-          <w:delText xml:space="preserve">Last modified: 2026-10-14 03:38:56 (PDT)</w:delText>
+          <w:delText xml:space="preserve">Last modified: 2026-10-14 04:06:05 (PDT)</w:delText>
         </w:r>
       </w:del>
     </w:p>
@@ -26,7 +26,7 @@
       </w:pPr>
       <w:ins w:id="2" w:author="PR Preview" w:date="2026-01-01T00:00:00Z">
         <w:r>
-          <w:t xml:space="preserve">Last modified: 2026-10-14 04:01:08 (PDT)</w:t>
+          <w:t xml:space="preserve">Last modified: 2026-10-14 04:10:23 (PDT)</w:t>
         </w:r>
       </w:ins>
     </w:p>
@@ -4598,14 +4598,26 @@
       </w:r>
     </w:p>
     <w:bookmarkEnd w:id="46"/>
-    <w:bookmarkStart w:id="49" w:name="the-two-plugins-we-use"/>
+    <w:bookmarkStart w:id="49" w:name="the-two-plugins-this-guide-uses"/>
     <w:p>
       <w:pPr>
         <w:pStyle w:val="Heading3"/>
       </w:pPr>
-      <w:r>
-        <w:t xml:space="preserve">5.3 The two plugins we use</w:t>
-      </w:r>
+      <w:del w:id="3" w:author="PR Preview" w:date="2026-01-01T00:00:00Z">
+        <w:r>
+          <w:delText xml:space="preserve">5.3 The two plugins we use</w:delText>
+        </w:r>
+      </w:del>
+    </w:p>
+    <w:p>
+      <w:pPr>
+        <w:pStyle w:val="Heading3"/>
+      </w:pPr>
+      <w:ins w:id="4" w:author="PR Preview" w:date="2026-01-01T00:00:00Z">
+        <w:r>
+          <w:t xml:space="preserve">5.3 The two plugins this guide uses</w:t>
+        </w:r>
+      </w:ins>
     </w:p>
     <w:p>
       <w:pPr>
@@ -6728,7 +6740,7 @@
       <w:pPr>
         <w:pStyle w:val="BodyText"/>
       </w:pPr>
-      <w:del w:id="3" w:author="PR Preview" w:date="2026-01-01T00:00:00Z">
+      <w:del w:id="5" w:author="PR Preview" w:date="2026-01-01T00:00:00Z">
         <w:r>
           <w:rPr>
             <w:rStyle w:val="VerbatimChar"/>
@@ -6736,16 +6748,6 @@
           <w:delText xml:space="preserve">direnv</w:delText>
         </w:r>
       </w:del>
-      <w:del w:id="4" w:author="PR Preview" w:date="2026-01-01T00:00:00Z">
-        <w:r>
-          <w:delText xml:space="preserve"> </w:delText>
-        </w:r>
-      </w:del>
-      <w:del w:id="5" w:author="PR Preview" w:date="2026-01-01T00:00:00Z">
-        <w:r>
-          <w:delText xml:space="preserve">is the one with the most direct bearing on our own workflows: it is how</w:delText>
-        </w:r>
-      </w:del>
       <w:del w:id="6" w:author="PR Preview" w:date="2026-01-01T00:00:00Z">
         <w:r>
           <w:delText xml:space="preserve"> </w:delText>
@@ -6753,7 +6755,7 @@
       </w:del>
       <w:del w:id="7" w:author="PR Preview" w:date="2026-01-01T00:00:00Z">
         <w:r>
-          <w:delText xml:space="preserve">a project can set</w:delText>
+          <w:delText xml:space="preserve">is the one with the most direct bearing on our own workflows: it is how</w:delText>
         </w:r>
       </w:del>
       <w:del w:id="8" w:author="PR Preview" w:date="2026-01-01T00:00:00Z">
@@ -6762,6 +6764,16 @@
         </w:r>
       </w:del>
       <w:del w:id="9" w:author="PR Preview" w:date="2026-01-01T00:00:00Z">
+        <w:r>
+          <w:delText xml:space="preserve">a project can set</w:delText>
+        </w:r>
+      </w:del>
+      <w:del w:id="10" w:author="PR Preview" w:date="2026-01-01T00:00:00Z">
+        <w:r>
+          <w:delText xml:space="preserve"> </w:delText>
+        </w:r>
+      </w:del>
+      <w:del w:id="11" w:author="PR Preview" w:date="2026-01-01T00:00:00Z">
         <w:r>
           <w:rPr>
             <w:rStyle w:val="VerbatimChar"/>
@@ -6769,17 +6781,17 @@
           <w:delText xml:space="preserve">R_LIBS</w:delText>
         </w:r>
       </w:del>
-      <w:del w:id="10" w:author="PR Preview" w:date="2026-01-01T00:00:00Z">
+      <w:del w:id="12" w:author="PR Preview" w:date="2026-01-01T00:00:00Z">
         <w:r>
           <w:delText xml:space="preserve">, an API key, or a</w:delText>
         </w:r>
       </w:del>
-      <w:del w:id="11" w:author="PR Preview" w:date="2026-01-01T00:00:00Z">
+      <w:del w:id="13" w:author="PR Preview" w:date="2026-01-01T00:00:00Z">
         <w:r>
           <w:delText xml:space="preserve"> </w:delText>
         </w:r>
       </w:del>
-      <w:del w:id="12" w:author="PR Preview" w:date="2026-01-01T00:00:00Z">
+      <w:del w:id="14" w:author="PR Preview" w:date="2026-01-01T00:00:00Z">
         <w:r>
           <w:rPr>
             <w:rStyle w:val="VerbatimChar"/>
@@ -6787,16 +6799,6 @@
           <w:delText xml:space="preserve">RETICULATE_PYTHON</w:delText>
         </w:r>
       </w:del>
-      <w:del w:id="13" w:author="PR Preview" w:date="2026-01-01T00:00:00Z">
-        <w:r>
-          <w:delText xml:space="preserve"> </w:delText>
-        </w:r>
-      </w:del>
-      <w:del w:id="14" w:author="PR Preview" w:date="2026-01-01T00:00:00Z">
-        <w:r>
-          <w:delText xml:space="preserve">that applies</w:delText>
-        </w:r>
-      </w:del>
       <w:del w:id="15" w:author="PR Preview" w:date="2026-01-01T00:00:00Z">
         <w:r>
           <w:delText xml:space="preserve"> </w:delText>
@@ -6804,7 +6806,7 @@
       </w:del>
       <w:del w:id="16" w:author="PR Preview" w:date="2026-01-01T00:00:00Z">
         <w:r>
-          <w:delText xml:space="preserve">inside that project and nowhere else.</w:delText>
+          <w:delText xml:space="preserve">that applies</w:delText>
         </w:r>
       </w:del>
       <w:del w:id="17" w:author="PR Preview" w:date="2026-01-01T00:00:00Z">
@@ -6814,7 +6816,7 @@
       </w:del>
       <w:del w:id="18" w:author="PR Preview" w:date="2026-01-01T00:00:00Z">
         <w:r>
-          <w:delText xml:space="preserve">Oh My Zsh bundles</w:delText>
+          <w:delText xml:space="preserve">inside that project and nowhere else.</w:delText>
         </w:r>
       </w:del>
       <w:del w:id="19" w:author="PR Preview" w:date="2026-01-01T00:00:00Z">
@@ -6823,6 +6825,16 @@
         </w:r>
       </w:del>
       <w:del w:id="20" w:author="PR Preview" w:date="2026-01-01T00:00:00Z">
+        <w:r>
+          <w:delText xml:space="preserve">Oh My Zsh bundles</w:delText>
+        </w:r>
+      </w:del>
+      <w:del w:id="21" w:author="PR Preview" w:date="2026-01-01T00:00:00Z">
+        <w:r>
+          <w:delText xml:space="preserve"> </w:delText>
+        </w:r>
+      </w:del>
+      <w:del w:id="22" w:author="PR Preview" w:date="2026-01-01T00:00:00Z">
         <w:r>
           <w:rPr>
             <w:rStyle w:val="VerbatimChar"/>
@@ -6830,22 +6842,22 @@
           <w:delText xml:space="preserve">direnv</w:delText>
         </w:r>
       </w:del>
-      <w:del w:id="21" w:author="PR Preview" w:date="2026-01-01T00:00:00Z">
-        <w:r>
-          <w:delText xml:space="preserve"> </w:delText>
-        </w:r>
-      </w:del>
-      <w:del w:id="22" w:author="PR Preview" w:date="2026-01-01T00:00:00Z">
-        <w:r>
-          <w:delText xml:space="preserve">and</w:delText>
-        </w:r>
-      </w:del>
       <w:del w:id="23" w:author="PR Preview" w:date="2026-01-01T00:00:00Z">
         <w:r>
           <w:delText xml:space="preserve"> </w:delText>
         </w:r>
       </w:del>
       <w:del w:id="24" w:author="PR Preview" w:date="2026-01-01T00:00:00Z">
+        <w:r>
+          <w:delText xml:space="preserve">and</w:delText>
+        </w:r>
+      </w:del>
+      <w:del w:id="25" w:author="PR Preview" w:date="2026-01-01T00:00:00Z">
+        <w:r>
+          <w:delText xml:space="preserve"> </w:delText>
+        </w:r>
+      </w:del>
+      <w:del w:id="26" w:author="PR Preview" w:date="2026-01-01T00:00:00Z">
         <w:r>
           <w:rPr>
             <w:rStyle w:val="VerbatimChar"/>
@@ -6853,16 +6865,6 @@
           <w:delText xml:space="preserve">zoxide</w:delText>
         </w:r>
       </w:del>
-      <w:del w:id="25" w:author="PR Preview" w:date="2026-01-01T00:00:00Z">
-        <w:r>
-          <w:delText xml:space="preserve"> </w:delText>
-        </w:r>
-      </w:del>
-      <w:del w:id="26" w:author="PR Preview" w:date="2026-01-01T00:00:00Z">
-        <w:r>
-          <w:delText xml:space="preserve">plugins, so those two need no hook line</w:delText>
-        </w:r>
-      </w:del>
       <w:del w:id="27" w:author="PR Preview" w:date="2026-01-01T00:00:00Z">
         <w:r>
           <w:delText xml:space="preserve"> </w:delText>
@@ -6870,7 +6872,7 @@
       </w:del>
       <w:del w:id="28" w:author="PR Preview" w:date="2026-01-01T00:00:00Z">
         <w:r>
-          <w:delText xml:space="preserve">in</w:delText>
+          <w:delText xml:space="preserve">plugins, so those two need no hook line</w:delText>
         </w:r>
       </w:del>
       <w:del w:id="29" w:author="PR Preview" w:date="2026-01-01T00:00:00Z">
@@ -6879,6 +6881,16 @@
         </w:r>
       </w:del>
       <w:del w:id="30" w:author="PR Preview" w:date="2026-01-01T00:00:00Z">
+        <w:r>
+          <w:delText xml:space="preserve">in</w:delText>
+        </w:r>
+      </w:del>
+      <w:del w:id="31" w:author="PR Preview" w:date="2026-01-01T00:00:00Z">
+        <w:r>
+          <w:delText xml:space="preserve"> </w:delText>
+        </w:r>
+      </w:del>
+      <w:del w:id="32" w:author="PR Preview" w:date="2026-01-01T00:00:00Z">
         <w:r>
           <w:rPr>
             <w:rStyle w:val="VerbatimChar"/>
@@ -6886,7 +6898,7 @@
           <w:delText xml:space="preserve">~/.zshrc</w:delText>
         </w:r>
       </w:del>
-      <w:del w:id="31" w:author="PR Preview" w:date="2026-01-01T00:00:00Z">
+      <w:del w:id="33" w:author="PR Preview" w:date="2026-01-01T00:00:00Z">
         <w:r>
           <w:delText xml:space="preserve">.</w:delText>
         </w:r>
@@ -6896,7 +6908,7 @@
       <w:pPr>
         <w:pStyle w:val="BodyText"/>
       </w:pPr>
-      <w:ins w:id="32" w:author="PR Preview" w:date="2026-01-01T00:00:00Z">
+      <w:ins w:id="34" w:author="PR Preview" w:date="2026-01-01T00:00:00Z">
         <w:r>
           <w:rPr>
             <w:rStyle w:val="VerbatimChar"/>
@@ -6904,16 +6916,6 @@
           <w:t xml:space="preserve">direnv</w:t>
         </w:r>
       </w:ins>
-      <w:ins w:id="33" w:author="PR Preview" w:date="2026-01-01T00:00:00Z">
-        <w:r>
-          <w:t xml:space="preserve"> </w:t>
-        </w:r>
-      </w:ins>
-      <w:ins w:id="34" w:author="PR Preview" w:date="2026-01-01T00:00:00Z">
-        <w:r>
-          <w:t xml:space="preserve">is the one with the most direct bearing on research workflows: it is how</w:t>
-        </w:r>
-      </w:ins>
       <w:ins w:id="35" w:author="PR Preview" w:date="2026-01-01T00:00:00Z">
         <w:r>
           <w:t xml:space="preserve"> </w:t>
@@ -6921,7 +6923,7 @@
       </w:ins>
       <w:ins w:id="36" w:author="PR Preview" w:date="2026-01-01T00:00:00Z">
         <w:r>
-          <w:t xml:space="preserve">a project can set</w:t>
+          <w:t xml:space="preserve">is the one with the most direct bearing on research workflows: it is how</w:t>
         </w:r>
       </w:ins>
       <w:ins w:id="37" w:author="PR Preview" w:date="2026-01-01T00:00:00Z">
@@ -6930,6 +6932,16 @@
         </w:r>
       </w:ins>
       <w:ins w:id="38" w:author="PR Preview" w:date="2026-01-01T00:00:00Z">
+        <w:r>
+          <w:t xml:space="preserve">a project can set</w:t>
+        </w:r>
+      </w:ins>
+      <w:ins w:id="39" w:author="PR Preview" w:date="2026-01-01T00:00:00Z">
+        <w:r>
+          <w:t xml:space="preserve"> </w:t>
+        </w:r>
+      </w:ins>
+      <w:ins w:id="40" w:author="PR Preview" w:date="2026-01-01T00:00:00Z">
         <w:r>
           <w:rPr>
             <w:rStyle w:val="VerbatimChar"/>
@@ -6937,17 +6949,17 @@
           <w:t xml:space="preserve">R_LIBS</w:t>
         </w:r>
       </w:ins>
-      <w:ins w:id="39" w:author="PR Preview" w:date="2026-01-01T00:00:00Z">
+      <w:ins w:id="41" w:author="PR Preview" w:date="2026-01-01T00:00:00Z">
         <w:r>
           <w:t xml:space="preserve">, an API key, or a</w:t>
         </w:r>
       </w:ins>
-      <w:ins w:id="40" w:author="PR Preview" w:date="2026-01-01T00:00:00Z">
+      <w:ins w:id="42" w:author="PR Preview" w:date="2026-01-01T00:00:00Z">
         <w:r>
           <w:t xml:space="preserve"> </w:t>
         </w:r>
       </w:ins>
-      <w:ins w:id="41" w:author="PR Preview" w:date="2026-01-01T00:00:00Z">
+      <w:ins w:id="43" w:author="PR Preview" w:date="2026-01-01T00:00:00Z">
         <w:r>
           <w:rPr>
             <w:rStyle w:val="VerbatimChar"/>
@@ -6955,16 +6967,6 @@
           <w:t xml:space="preserve">RETICULATE_PYTHON</w:t>
         </w:r>
       </w:ins>
-      <w:ins w:id="42" w:author="PR Preview" w:date="2026-01-01T00:00:00Z">
-        <w:r>
-          <w:t xml:space="preserve"> </w:t>
-        </w:r>
-      </w:ins>
-      <w:ins w:id="43" w:author="PR Preview" w:date="2026-01-01T00:00:00Z">
-        <w:r>
-          <w:t xml:space="preserve">that applies</w:t>
-        </w:r>
-      </w:ins>
       <w:ins w:id="44" w:author="PR Preview" w:date="2026-01-01T00:00:00Z">
         <w:r>
           <w:t xml:space="preserve"> </w:t>
@@ -6972,7 +6974,7 @@
       </w:ins>
       <w:ins w:id="45" w:author="PR Preview" w:date="2026-01-01T00:00:00Z">
         <w:r>
-          <w:t xml:space="preserve">inside that project and nowhere else.</w:t>
+          <w:t xml:space="preserve">that applies</w:t>
         </w:r>
       </w:ins>
       <w:ins w:id="46" w:author="PR Preview" w:date="2026-01-01T00:00:00Z">
@@ -6982,7 +6984,7 @@
       </w:ins>
       <w:ins w:id="47" w:author="PR Preview" w:date="2026-01-01T00:00:00Z">
         <w:r>
-          <w:t xml:space="preserve">Oh My Zsh bundles</w:t>
+          <w:t xml:space="preserve">inside that project and nowhere else.</w:t>
         </w:r>
       </w:ins>
       <w:ins w:id="48" w:author="PR Preview" w:date="2026-01-01T00:00:00Z">
@@ -6991,6 +6993,16 @@
         </w:r>
       </w:ins>
       <w:ins w:id="49" w:author="PR Preview" w:date="2026-01-01T00:00:00Z">
+        <w:r>
+          <w:t xml:space="preserve">Oh My Zsh bundles</w:t>
+        </w:r>
+      </w:ins>
+      <w:ins w:id="50" w:author="PR Preview" w:date="2026-01-01T00:00:00Z">
+        <w:r>
+          <w:t xml:space="preserve"> </w:t>
+        </w:r>
+      </w:ins>
+      <w:ins w:id="51" w:author="PR Preview" w:date="2026-01-01T00:00:00Z">
         <w:r>
           <w:rPr>
             <w:rStyle w:val="VerbatimChar"/>
@@ -6998,22 +7010,22 @@
           <w:t xml:space="preserve">direnv</w:t>
         </w:r>
       </w:ins>
-      <w:ins w:id="50" w:author="PR Preview" w:date="2026-01-01T00:00:00Z">
-        <w:r>
-          <w:t xml:space="preserve"> </w:t>
-        </w:r>
-      </w:ins>
-      <w:ins w:id="51" w:author="PR Preview" w:date="2026-01-01T00:00:00Z">
-        <w:r>
-          <w:t xml:space="preserve">and</w:t>
-        </w:r>
-      </w:ins>
       <w:ins w:id="52" w:author="PR Preview" w:date="2026-01-01T00:00:00Z">
         <w:r>
           <w:t xml:space="preserve"> </w:t>
         </w:r>
       </w:ins>
       <w:ins w:id="53" w:author="PR Preview" w:date="2026-01-01T00:00:00Z">
+        <w:r>
+          <w:t xml:space="preserve">and</w:t>
+        </w:r>
+      </w:ins>
+      <w:ins w:id="54" w:author="PR Preview" w:date="2026-01-01T00:00:00Z">
+        <w:r>
+          <w:t xml:space="preserve"> </w:t>
+        </w:r>
+      </w:ins>
+      <w:ins w:id="55" w:author="PR Preview" w:date="2026-01-01T00:00:00Z">
         <w:r>
           <w:rPr>
             <w:rStyle w:val="VerbatimChar"/>
@@ -7021,16 +7033,6 @@
           <w:t xml:space="preserve">zoxide</w:t>
         </w:r>
       </w:ins>
-      <w:ins w:id="54" w:author="PR Preview" w:date="2026-01-01T00:00:00Z">
-        <w:r>
-          <w:t xml:space="preserve"> </w:t>
-        </w:r>
-      </w:ins>
-      <w:ins w:id="55" w:author="PR Preview" w:date="2026-01-01T00:00:00Z">
-        <w:r>
-          <w:t xml:space="preserve">plugins, so those two need no hook line</w:t>
-        </w:r>
-      </w:ins>
       <w:ins w:id="56" w:author="PR Preview" w:date="2026-01-01T00:00:00Z">
         <w:r>
           <w:t xml:space="preserve"> </w:t>
@@ -7038,7 +7040,7 @@
       </w:ins>
       <w:ins w:id="57" w:author="PR Preview" w:date="2026-01-01T00:00:00Z">
         <w:r>
-          <w:t xml:space="preserve">in</w:t>
+          <w:t xml:space="preserve">plugins, so those two need no hook line</w:t>
         </w:r>
       </w:ins>
       <w:ins w:id="58" w:author="PR Preview" w:date="2026-01-01T00:00:00Z">
@@ -7047,6 +7049,16 @@
         </w:r>
       </w:ins>
       <w:ins w:id="59" w:author="PR Preview" w:date="2026-01-01T00:00:00Z">
+        <w:r>
+          <w:t xml:space="preserve">in</w:t>
+        </w:r>
+      </w:ins>
+      <w:ins w:id="60" w:author="PR Preview" w:date="2026-01-01T00:00:00Z">
+        <w:r>
+          <w:t xml:space="preserve"> </w:t>
+        </w:r>
+      </w:ins>
+      <w:ins w:id="61" w:author="PR Preview" w:date="2026-01-01T00:00:00Z">
         <w:r>
           <w:rPr>
             <w:rStyle w:val="VerbatimChar"/>
@@ -7054,7 +7066,7 @@
           <w:t xml:space="preserve">~/.zshrc</w:t>
         </w:r>
       </w:ins>
-      <w:ins w:id="60" w:author="PR Preview" w:date="2026-01-01T00:00:00Z">
+      <w:ins w:id="62" w:author="PR Preview" w:date="2026-01-01T00:00:00Z">
         <w:r>
           <w:t xml:space="preserve">.</w:t>
         </w:r>
@@ -7626,18 +7638,18 @@
       <w:pPr>
         <w:pStyle w:val="FirstParagraph"/>
       </w:pPr>
-      <w:del w:id="61" w:author="PR Preview" w:date="2026-01-01T00:00:00Z">
+      <w:del w:id="63" w:author="PR Preview" w:date="2026-01-01T00:00:00Z">
         <w:r>
           <w:delText xml:space="preserve">For shell scripts, we follow the</w:delText>
         </w:r>
       </w:del>
-      <w:del w:id="62" w:author="PR Preview" w:date="2026-01-01T00:00:00Z">
+      <w:del w:id="64" w:author="PR Preview" w:date="2026-01-01T00:00:00Z">
         <w:r>
           <w:delText xml:space="preserve"> </w:delText>
         </w:r>
       </w:del>
       <w:hyperlink r:id="rId68">
-        <w:del w:id="63" w:author="PR Preview" w:date="2026-01-01T00:00:00Z">
+        <w:del w:id="65" w:author="PR Preview" w:date="2026-01-01T00:00:00Z">
           <w:r>
             <w:rPr>
               <w:rStyle w:val="Hyperlink"/>
@@ -7646,16 +7658,6 @@
           </w:r>
         </w:del>
       </w:hyperlink>
-      <w:del w:id="64" w:author="PR Preview" w:date="2026-01-01T00:00:00Z">
-        <w:r>
-          <w:delText xml:space="preserve"> </w:delText>
-        </w:r>
-      </w:del>
-      <w:del w:id="65" w:author="PR Preview" w:date="2026-01-01T00:00:00Z">
-        <w:r>
-          <w:delText xml:space="preserve">as the base authority,</w:delText>
-        </w:r>
-      </w:del>
       <w:del w:id="66" w:author="PR Preview" w:date="2026-01-01T00:00:00Z">
         <w:r>
           <w:delText xml:space="preserve"> </w:delText>
@@ -7663,7 +7665,7 @@
       </w:del>
       <w:del w:id="67" w:author="PR Preview" w:date="2026-01-01T00:00:00Z">
         <w:r>
-          <w:delText xml:space="preserve">the same way our R chapters defer to the</w:delText>
+          <w:delText xml:space="preserve">as the base authority,</w:delText>
         </w:r>
       </w:del>
       <w:del w:id="68" w:author="PR Preview" w:date="2026-01-01T00:00:00Z">
@@ -7671,8 +7673,18 @@
           <w:delText xml:space="preserve"> </w:delText>
         </w:r>
       </w:del>
+      <w:del w:id="69" w:author="PR Preview" w:date="2026-01-01T00:00:00Z">
+        <w:r>
+          <w:delText xml:space="preserve">the same way our R chapters defer to the</w:delText>
+        </w:r>
+      </w:del>
+      <w:del w:id="70" w:author="PR Preview" w:date="2026-01-01T00:00:00Z">
+        <w:r>
+          <w:delText xml:space="preserve"> </w:delText>
+        </w:r>
+      </w:del>
       <w:hyperlink r:id="rId69">
-        <w:del w:id="69" w:author="PR Preview" w:date="2026-01-01T00:00:00Z">
+        <w:del w:id="71" w:author="PR Preview" w:date="2026-01-01T00:00:00Z">
           <w:r>
             <w:rPr>
               <w:rStyle w:val="Hyperlink"/>
@@ -7681,17 +7693,17 @@
           </w:r>
         </w:del>
       </w:hyperlink>
-      <w:del w:id="70" w:author="PR Preview" w:date="2026-01-01T00:00:00Z">
+      <w:del w:id="72" w:author="PR Preview" w:date="2026-01-01T00:00:00Z">
         <w:r>
           <w:delText xml:space="preserve">.</w:delText>
         </w:r>
       </w:del>
-      <w:del w:id="71" w:author="PR Preview" w:date="2026-01-01T00:00:00Z">
+      <w:del w:id="73" w:author="PR Preview" w:date="2026-01-01T00:00:00Z">
         <w:r>
           <w:delText xml:space="preserve"> </w:delText>
         </w:r>
       </w:del>
-      <w:del w:id="72" w:author="PR Preview" w:date="2026-01-01T00:00:00Z">
+      <w:del w:id="74" w:author="PR Preview" w:date="2026-01-01T00:00:00Z">
         <w:r>
           <w:delText xml:space="preserve">The points below are our priorities and additions.</w:delText>
         </w:r>
@@ -7701,18 +7713,18 @@
       <w:pPr>
         <w:pStyle w:val="FirstParagraph"/>
       </w:pPr>
-      <w:ins w:id="73" w:author="PR Preview" w:date="2026-01-01T00:00:00Z">
+      <w:ins w:id="75" w:author="PR Preview" w:date="2026-01-01T00:00:00Z">
         <w:r>
           <w:t xml:space="preserve">For shell scripts, we recommend the</w:t>
         </w:r>
       </w:ins>
-      <w:ins w:id="74" w:author="PR Preview" w:date="2026-01-01T00:00:00Z">
+      <w:ins w:id="76" w:author="PR Preview" w:date="2026-01-01T00:00:00Z">
         <w:r>
           <w:t xml:space="preserve"> </w:t>
         </w:r>
       </w:ins>
       <w:hyperlink r:id="rId68">
-        <w:ins w:id="75" w:author="PR Preview" w:date="2026-01-01T00:00:00Z">
+        <w:ins w:id="77" w:author="PR Preview" w:date="2026-01-01T00:00:00Z">
           <w:r>
             <w:rPr>
               <w:rStyle w:val="Hyperlink"/>
@@ -7721,16 +7733,6 @@
           </w:r>
         </w:ins>
       </w:hyperlink>
-      <w:ins w:id="76" w:author="PR Preview" w:date="2026-01-01T00:00:00Z">
-        <w:r>
-          <w:t xml:space="preserve"> </w:t>
-        </w:r>
-      </w:ins>
-      <w:ins w:id="77" w:author="PR Preview" w:date="2026-01-01T00:00:00Z">
-        <w:r>
-          <w:t xml:space="preserve">as the base authority,</w:t>
-        </w:r>
-      </w:ins>
       <w:ins w:id="78" w:author="PR Preview" w:date="2026-01-01T00:00:00Z">
         <w:r>
           <w:t xml:space="preserve"> </w:t>
@@ -7738,7 +7740,7 @@
       </w:ins>
       <w:ins w:id="79" w:author="PR Preview" w:date="2026-01-01T00:00:00Z">
         <w:r>
-          <w:t xml:space="preserve">the same way the R chapters defer to the</w:t>
+          <w:t xml:space="preserve">as the base authority,</w:t>
         </w:r>
       </w:ins>
       <w:ins w:id="80" w:author="PR Preview" w:date="2026-01-01T00:00:00Z">
@@ -7746,8 +7748,18 @@
           <w:t xml:space="preserve"> </w:t>
         </w:r>
       </w:ins>
+      <w:ins w:id="81" w:author="PR Preview" w:date="2026-01-01T00:00:00Z">
+        <w:r>
+          <w:t xml:space="preserve">the same way the R chapters defer to the</w:t>
+        </w:r>
+      </w:ins>
+      <w:ins w:id="82" w:author="PR Preview" w:date="2026-01-01T00:00:00Z">
+        <w:r>
+          <w:t xml:space="preserve"> </w:t>
+        </w:r>
+      </w:ins>
       <w:hyperlink r:id="rId69">
-        <w:ins w:id="81" w:author="PR Preview" w:date="2026-01-01T00:00:00Z">
+        <w:ins w:id="83" w:author="PR Preview" w:date="2026-01-01T00:00:00Z">
           <w:r>
             <w:rPr>
               <w:rStyle w:val="Hyperlink"/>
@@ -7756,17 +7768,17 @@
           </w:r>
         </w:ins>
       </w:hyperlink>
-      <w:ins w:id="82" w:author="PR Preview" w:date="2026-01-01T00:00:00Z">
+      <w:ins w:id="84" w:author="PR Preview" w:date="2026-01-01T00:00:00Z">
         <w:r>
           <w:t xml:space="preserve">.</w:t>
         </w:r>
       </w:ins>
-      <w:ins w:id="83" w:author="PR Preview" w:date="2026-01-01T00:00:00Z">
+      <w:ins w:id="85" w:author="PR Preview" w:date="2026-01-01T00:00:00Z">
         <w:r>
           <w:t xml:space="preserve"> </w:t>
         </w:r>
       </w:ins>
-      <w:ins w:id="84" w:author="PR Preview" w:date="2026-01-01T00:00:00Z">
+      <w:ins w:id="86" w:author="PR Preview" w:date="2026-01-01T00:00:00Z">
         <w:r>
           <w:t xml:space="preserve">The points below are recommended priorities and additions.</w:t>
         </w:r>
@@ -8009,75 +8021,229 @@
       <w:pPr>
         <w:pStyle w:val="FirstParagraph"/>
       </w:pPr>
-      <w:r>
-        <w:t xml:space="preserve">Decompose scripts into functions the same way we decompose R code:</w:t>
-      </w:r>
-      <w:r>
-        <w:t xml:space="preserve"> </w:t>
-      </w:r>
-      <w:r>
-        <w:t xml:space="preserve">small, single-purpose, and named in</w:t>
-      </w:r>
-      <w:r>
-        <w:t xml:space="preserve"> </w:t>
-      </w:r>
-      <w:r>
-        <w:rPr>
-          <w:rStyle w:val="VerbatimChar"/>
-        </w:rPr>
-        <w:t xml:space="preserve">snake_case</w:t>
-      </w:r>
-      <w:r>
-        <w:t xml:space="preserve">.</w:t>
-      </w:r>
-      <w:r>
-        <w:t xml:space="preserve"> </w:t>
-      </w:r>
-      <w:r>
-        <w:t xml:space="preserve">Declare function-local variables with</w:t>
-      </w:r>
-      <w:r>
-        <w:t xml:space="preserve"> </w:t>
-      </w:r>
-      <w:r>
-        <w:rPr>
-          <w:rStyle w:val="VerbatimChar"/>
-        </w:rPr>
-        <w:t xml:space="preserve">local</w:t>
-      </w:r>
-      <w:r>
-        <w:t xml:space="preserve"> </w:t>
-      </w:r>
-      <w:r>
-        <w:t xml:space="preserve">so they don’t leak into the global namespace,</w:t>
-      </w:r>
-      <w:r>
-        <w:t xml:space="preserve"> </w:t>
-      </w:r>
-      <w:r>
-        <w:t xml:space="preserve">and return status with</w:t>
-      </w:r>
-      <w:r>
-        <w:t xml:space="preserve"> </w:t>
-      </w:r>
-      <w:r>
-        <w:rPr>
-          <w:rStyle w:val="VerbatimChar"/>
-        </w:rPr>
-        <w:t xml:space="preserve">return</w:t>
-      </w:r>
-      <w:r>
-        <w:t xml:space="preserve"> </w:t>
-      </w:r>
-      <w:r>
-        <w:t xml:space="preserve">codes</w:t>
-      </w:r>
-      <w:r>
-        <w:t xml:space="preserve"> </w:t>
-      </w:r>
-      <w:r>
-        <w:t xml:space="preserve">(write data results to stdout).</w:t>
-      </w:r>
+      <w:del w:id="87" w:author="PR Preview" w:date="2026-01-01T00:00:00Z">
+        <w:r>
+          <w:delText xml:space="preserve">Decompose scripts into functions the same way we decompose R code:</w:delText>
+        </w:r>
+      </w:del>
+      <w:del w:id="88" w:author="PR Preview" w:date="2026-01-01T00:00:00Z">
+        <w:r>
+          <w:delText xml:space="preserve"> </w:delText>
+        </w:r>
+      </w:del>
+      <w:del w:id="89" w:author="PR Preview" w:date="2026-01-01T00:00:00Z">
+        <w:r>
+          <w:delText xml:space="preserve">small, single-purpose, and named in</w:delText>
+        </w:r>
+      </w:del>
+      <w:del w:id="90" w:author="PR Preview" w:date="2026-01-01T00:00:00Z">
+        <w:r>
+          <w:delText xml:space="preserve"> </w:delText>
+        </w:r>
+      </w:del>
+      <w:del w:id="91" w:author="PR Preview" w:date="2026-01-01T00:00:00Z">
+        <w:r>
+          <w:rPr>
+            <w:rStyle w:val="VerbatimChar"/>
+          </w:rPr>
+          <w:delText xml:space="preserve">snake_case</w:delText>
+        </w:r>
+      </w:del>
+      <w:del w:id="92" w:author="PR Preview" w:date="2026-01-01T00:00:00Z">
+        <w:r>
+          <w:delText xml:space="preserve">.</w:delText>
+        </w:r>
+      </w:del>
+      <w:del w:id="93" w:author="PR Preview" w:date="2026-01-01T00:00:00Z">
+        <w:r>
+          <w:delText xml:space="preserve"> </w:delText>
+        </w:r>
+      </w:del>
+      <w:del w:id="94" w:author="PR Preview" w:date="2026-01-01T00:00:00Z">
+        <w:r>
+          <w:delText xml:space="preserve">Declare function-local variables with</w:delText>
+        </w:r>
+      </w:del>
+      <w:del w:id="95" w:author="PR Preview" w:date="2026-01-01T00:00:00Z">
+        <w:r>
+          <w:delText xml:space="preserve"> </w:delText>
+        </w:r>
+      </w:del>
+      <w:del w:id="96" w:author="PR Preview" w:date="2026-01-01T00:00:00Z">
+        <w:r>
+          <w:rPr>
+            <w:rStyle w:val="VerbatimChar"/>
+          </w:rPr>
+          <w:delText xml:space="preserve">local</w:delText>
+        </w:r>
+      </w:del>
+      <w:del w:id="97" w:author="PR Preview" w:date="2026-01-01T00:00:00Z">
+        <w:r>
+          <w:delText xml:space="preserve"> </w:delText>
+        </w:r>
+      </w:del>
+      <w:del w:id="98" w:author="PR Preview" w:date="2026-01-01T00:00:00Z">
+        <w:r>
+          <w:delText xml:space="preserve">so they don’t leak into the global namespace,</w:delText>
+        </w:r>
+      </w:del>
+      <w:del w:id="99" w:author="PR Preview" w:date="2026-01-01T00:00:00Z">
+        <w:r>
+          <w:delText xml:space="preserve"> </w:delText>
+        </w:r>
+      </w:del>
+      <w:del w:id="100" w:author="PR Preview" w:date="2026-01-01T00:00:00Z">
+        <w:r>
+          <w:delText xml:space="preserve">and return status with</w:delText>
+        </w:r>
+      </w:del>
+      <w:del w:id="101" w:author="PR Preview" w:date="2026-01-01T00:00:00Z">
+        <w:r>
+          <w:delText xml:space="preserve"> </w:delText>
+        </w:r>
+      </w:del>
+      <w:del w:id="102" w:author="PR Preview" w:date="2026-01-01T00:00:00Z">
+        <w:r>
+          <w:rPr>
+            <w:rStyle w:val="VerbatimChar"/>
+          </w:rPr>
+          <w:delText xml:space="preserve">return</w:delText>
+        </w:r>
+      </w:del>
+      <w:del w:id="103" w:author="PR Preview" w:date="2026-01-01T00:00:00Z">
+        <w:r>
+          <w:delText xml:space="preserve"> </w:delText>
+        </w:r>
+      </w:del>
+      <w:del w:id="104" w:author="PR Preview" w:date="2026-01-01T00:00:00Z">
+        <w:r>
+          <w:delText xml:space="preserve">codes</w:delText>
+        </w:r>
+      </w:del>
+      <w:del w:id="105" w:author="PR Preview" w:date="2026-01-01T00:00:00Z">
+        <w:r>
+          <w:delText xml:space="preserve"> </w:delText>
+        </w:r>
+      </w:del>
+      <w:del w:id="106" w:author="PR Preview" w:date="2026-01-01T00:00:00Z">
+        <w:r>
+          <w:delText xml:space="preserve">(write data results to stdout).</w:delText>
+        </w:r>
+      </w:del>
+    </w:p>
+    <w:p>
+      <w:pPr>
+        <w:pStyle w:val="FirstParagraph"/>
+      </w:pPr>
+      <w:ins w:id="107" w:author="PR Preview" w:date="2026-01-01T00:00:00Z">
+        <w:r>
+          <w:t xml:space="preserve">Decompose scripts into functions the same way as R code:</w:t>
+        </w:r>
+      </w:ins>
+      <w:ins w:id="108" w:author="PR Preview" w:date="2026-01-01T00:00:00Z">
+        <w:r>
+          <w:t xml:space="preserve"> </w:t>
+        </w:r>
+      </w:ins>
+      <w:ins w:id="109" w:author="PR Preview" w:date="2026-01-01T00:00:00Z">
+        <w:r>
+          <w:t xml:space="preserve">small, single-purpose, and named in</w:t>
+        </w:r>
+      </w:ins>
+      <w:ins w:id="110" w:author="PR Preview" w:date="2026-01-01T00:00:00Z">
+        <w:r>
+          <w:t xml:space="preserve"> </w:t>
+        </w:r>
+      </w:ins>
+      <w:ins w:id="111" w:author="PR Preview" w:date="2026-01-01T00:00:00Z">
+        <w:r>
+          <w:rPr>
+            <w:rStyle w:val="VerbatimChar"/>
+          </w:rPr>
+          <w:t xml:space="preserve">snake_case</w:t>
+        </w:r>
+      </w:ins>
+      <w:ins w:id="112" w:author="PR Preview" w:date="2026-01-01T00:00:00Z">
+        <w:r>
+          <w:t xml:space="preserve">.</w:t>
+        </w:r>
+      </w:ins>
+      <w:ins w:id="113" w:author="PR Preview" w:date="2026-01-01T00:00:00Z">
+        <w:r>
+          <w:t xml:space="preserve"> </w:t>
+        </w:r>
+      </w:ins>
+      <w:ins w:id="114" w:author="PR Preview" w:date="2026-01-01T00:00:00Z">
+        <w:r>
+          <w:t xml:space="preserve">Declare function-local variables with</w:t>
+        </w:r>
+      </w:ins>
+      <w:ins w:id="115" w:author="PR Preview" w:date="2026-01-01T00:00:00Z">
+        <w:r>
+          <w:t xml:space="preserve"> </w:t>
+        </w:r>
+      </w:ins>
+      <w:ins w:id="116" w:author="PR Preview" w:date="2026-01-01T00:00:00Z">
+        <w:r>
+          <w:rPr>
+            <w:rStyle w:val="VerbatimChar"/>
+          </w:rPr>
+          <w:t xml:space="preserve">local</w:t>
+        </w:r>
+      </w:ins>
+      <w:ins w:id="117" w:author="PR Preview" w:date="2026-01-01T00:00:00Z">
+        <w:r>
+          <w:t xml:space="preserve"> </w:t>
+        </w:r>
+      </w:ins>
+      <w:ins w:id="118" w:author="PR Preview" w:date="2026-01-01T00:00:00Z">
+        <w:r>
+          <w:t xml:space="preserve">so they don’t leak into the global namespace,</w:t>
+        </w:r>
+      </w:ins>
+      <w:ins w:id="119" w:author="PR Preview" w:date="2026-01-01T00:00:00Z">
+        <w:r>
+          <w:t xml:space="preserve"> </w:t>
+        </w:r>
+      </w:ins>
+      <w:ins w:id="120" w:author="PR Preview" w:date="2026-01-01T00:00:00Z">
+        <w:r>
+          <w:t xml:space="preserve">and return status with</w:t>
+        </w:r>
+      </w:ins>
+      <w:ins w:id="121" w:author="PR Preview" w:date="2026-01-01T00:00:00Z">
+        <w:r>
+          <w:t xml:space="preserve"> </w:t>
+        </w:r>
+      </w:ins>
+      <w:ins w:id="122" w:author="PR Preview" w:date="2026-01-01T00:00:00Z">
+        <w:r>
+          <w:rPr>
+            <w:rStyle w:val="VerbatimChar"/>
+          </w:rPr>
+          <w:t xml:space="preserve">return</w:t>
+        </w:r>
+      </w:ins>
+      <w:ins w:id="123" w:author="PR Preview" w:date="2026-01-01T00:00:00Z">
+        <w:r>
+          <w:t xml:space="preserve"> </w:t>
+        </w:r>
+      </w:ins>
+      <w:ins w:id="124" w:author="PR Preview" w:date="2026-01-01T00:00:00Z">
+        <w:r>
+          <w:t xml:space="preserve">codes</w:t>
+        </w:r>
+      </w:ins>
+      <w:ins w:id="125" w:author="PR Preview" w:date="2026-01-01T00:00:00Z">
+        <w:r>
+          <w:t xml:space="preserve"> </w:t>
+        </w:r>
+      </w:ins>
+      <w:ins w:id="126" w:author="PR Preview" w:date="2026-01-01T00:00:00Z">
+        <w:r>
+          <w:t xml:space="preserve">(write data results to stdout).</w:t>
+        </w:r>
+      </w:ins>
     </w:p>
     <w:bookmarkEnd w:id="71"/>
     <w:bookmarkStart w:id="73" w:name="comments"/>
@@ -8093,27 +8259,27 @@
       <w:pPr>
         <w:pStyle w:val="FirstParagraph"/>
       </w:pPr>
-      <w:del w:id="85" w:author="PR Preview" w:date="2026-01-01T00:00:00Z">
+      <w:del w:id="127" w:author="PR Preview" w:date="2026-01-01T00:00:00Z">
         <w:r>
           <w:delText xml:space="preserve">The same principle as our R guidance applies:</w:delText>
         </w:r>
       </w:del>
-      <w:del w:id="86" w:author="PR Preview" w:date="2026-01-01T00:00:00Z">
+      <w:del w:id="128" w:author="PR Preview" w:date="2026-01-01T00:00:00Z">
         <w:r>
           <w:delText xml:space="preserve"> </w:delText>
         </w:r>
       </w:del>
-      <w:del w:id="87" w:author="PR Preview" w:date="2026-01-01T00:00:00Z">
+      <w:del w:id="129" w:author="PR Preview" w:date="2026-01-01T00:00:00Z">
         <w:r>
           <w:delText xml:space="preserve">explain</w:delText>
         </w:r>
       </w:del>
-      <w:del w:id="88" w:author="PR Preview" w:date="2026-01-01T00:00:00Z">
+      <w:del w:id="130" w:author="PR Preview" w:date="2026-01-01T00:00:00Z">
         <w:r>
           <w:delText xml:space="preserve"> </w:delText>
         </w:r>
       </w:del>
-      <w:del w:id="89" w:author="PR Preview" w:date="2026-01-01T00:00:00Z">
+      <w:del w:id="131" w:author="PR Preview" w:date="2026-01-01T00:00:00Z">
         <w:r>
           <w:rPr>
             <w:i/>
@@ -8122,17 +8288,17 @@
           <w:delText xml:space="preserve">why</w:delText>
         </w:r>
       </w:del>
-      <w:del w:id="90" w:author="PR Preview" w:date="2026-01-01T00:00:00Z">
+      <w:del w:id="132" w:author="PR Preview" w:date="2026-01-01T00:00:00Z">
         <w:r>
           <w:delText xml:space="preserve">, not</w:delText>
         </w:r>
       </w:del>
-      <w:del w:id="91" w:author="PR Preview" w:date="2026-01-01T00:00:00Z">
+      <w:del w:id="133" w:author="PR Preview" w:date="2026-01-01T00:00:00Z">
         <w:r>
           <w:delText xml:space="preserve"> </w:delText>
         </w:r>
       </w:del>
-      <w:del w:id="92" w:author="PR Preview" w:date="2026-01-01T00:00:00Z">
+      <w:del w:id="134" w:author="PR Preview" w:date="2026-01-01T00:00:00Z">
         <w:r>
           <w:rPr>
             <w:i/>
@@ -8141,58 +8307,58 @@
           <w:delText xml:space="preserve">what</w:delText>
         </w:r>
       </w:del>
-      <w:del w:id="93" w:author="PR Preview" w:date="2026-01-01T00:00:00Z">
+      <w:del w:id="135" w:author="PR Preview" w:date="2026-01-01T00:00:00Z">
         <w:r>
           <w:delText xml:space="preserve">.</w:delText>
         </w:r>
       </w:del>
-      <w:del w:id="94" w:author="PR Preview" w:date="2026-01-01T00:00:00Z">
+      <w:del w:id="136" w:author="PR Preview" w:date="2026-01-01T00:00:00Z">
         <w:r>
           <w:delText xml:space="preserve"> </w:delText>
         </w:r>
       </w:del>
-      <w:del w:id="95" w:author="PR Preview" w:date="2026-01-01T00:00:00Z">
+      <w:del w:id="137" w:author="PR Preview" w:date="2026-01-01T00:00:00Z">
         <w:r>
           <w:delText xml:space="preserve">Keep inline comments brief,</w:delText>
         </w:r>
       </w:del>
-      <w:del w:id="96" w:author="PR Preview" w:date="2026-01-01T00:00:00Z">
+      <w:del w:id="138" w:author="PR Preview" w:date="2026-01-01T00:00:00Z">
         <w:r>
           <w:delText xml:space="preserve"> </w:delText>
         </w:r>
       </w:del>
-      <w:del w:id="97" w:author="PR Preview" w:date="2026-01-01T00:00:00Z">
+      <w:del w:id="139" w:author="PR Preview" w:date="2026-01-01T00:00:00Z">
         <w:r>
           <w:delText xml:space="preserve">and point to an Architecture Decision Record</w:delText>
         </w:r>
       </w:del>
-      <w:del w:id="98" w:author="PR Preview" w:date="2026-01-01T00:00:00Z">
+      <w:del w:id="140" w:author="PR Preview" w:date="2026-01-01T00:00:00Z">
         <w:r>
           <w:delText xml:space="preserve"> </w:delText>
         </w:r>
       </w:del>
-      <w:del w:id="99" w:author="PR Preview" w:date="2026-01-01T00:00:00Z">
+      <w:del w:id="141" w:author="PR Preview" w:date="2026-01-01T00:00:00Z">
         <w:r>
           <w:delText xml:space="preserve">for rationale too long for a comment</w:delText>
         </w:r>
       </w:del>
-      <w:del w:id="100" w:author="PR Preview" w:date="2026-01-01T00:00:00Z">
+      <w:del w:id="142" w:author="PR Preview" w:date="2026-01-01T00:00:00Z">
         <w:r>
           <w:delText xml:space="preserve"> </w:delText>
         </w:r>
       </w:del>
-      <w:del w:id="101" w:author="PR Preview" w:date="2026-01-01T00:00:00Z">
+      <w:del w:id="143" w:author="PR Preview" w:date="2026-01-01T00:00:00Z">
         <w:r>
           <w:delText xml:space="preserve">(see</w:delText>
         </w:r>
       </w:del>
-      <w:del w:id="102" w:author="PR Preview" w:date="2026-01-01T00:00:00Z">
+      <w:del w:id="144" w:author="PR Preview" w:date="2026-01-01T00:00:00Z">
         <w:r>
           <w:delText xml:space="preserve"> </w:delText>
         </w:r>
       </w:del>
       <w:hyperlink r:id="rId72">
-        <w:del w:id="103" w:author="PR Preview" w:date="2026-01-01T00:00:00Z">
+        <w:del w:id="145" w:author="PR Preview" w:date="2026-01-01T00:00:00Z">
           <w:r>
             <w:rPr>
               <w:rStyle w:val="Hyperlink"/>
@@ -8201,7 +8367,7 @@
           </w:r>
         </w:del>
       </w:hyperlink>
-      <w:del w:id="104" w:author="PR Preview" w:date="2026-01-01T00:00:00Z">
+      <w:del w:id="146" w:author="PR Preview" w:date="2026-01-01T00:00:00Z">
         <w:r>
           <w:delText xml:space="preserve">).</w:delText>
         </w:r>
@@ -8211,27 +8377,27 @@
       <w:pPr>
         <w:pStyle w:val="FirstParagraph"/>
       </w:pPr>
-      <w:ins w:id="105" w:author="PR Preview" w:date="2026-01-01T00:00:00Z">
+      <w:ins w:id="147" w:author="PR Preview" w:date="2026-01-01T00:00:00Z">
         <w:r>
           <w:t xml:space="preserve">The same principle as in the R guidance applies:</w:t>
         </w:r>
       </w:ins>
-      <w:ins w:id="106" w:author="PR Preview" w:date="2026-01-01T00:00:00Z">
+      <w:ins w:id="148" w:author="PR Preview" w:date="2026-01-01T00:00:00Z">
         <w:r>
           <w:t xml:space="preserve"> </w:t>
         </w:r>
       </w:ins>
-      <w:ins w:id="107" w:author="PR Preview" w:date="2026-01-01T00:00:00Z">
+      <w:ins w:id="149" w:author="PR Preview" w:date="2026-01-01T00:00:00Z">
         <w:r>
           <w:t xml:space="preserve">explain</w:t>
         </w:r>
       </w:ins>
-      <w:ins w:id="108" w:author="PR Preview" w:date="2026-01-01T00:00:00Z">
+      <w:ins w:id="150" w:author="PR Preview" w:date="2026-01-01T00:00:00Z">
         <w:r>
           <w:t xml:space="preserve"> </w:t>
         </w:r>
       </w:ins>
-      <w:ins w:id="109" w:author="PR Preview" w:date="2026-01-01T00:00:00Z">
+      <w:ins w:id="151" w:author="PR Preview" w:date="2026-01-01T00:00:00Z">
         <w:r>
           <w:rPr>
             <w:i/>
@@ -8240,17 +8406,17 @@
           <w:t xml:space="preserve">why</w:t>
         </w:r>
       </w:ins>
-      <w:ins w:id="110" w:author="PR Preview" w:date="2026-01-01T00:00:00Z">
+      <w:ins w:id="152" w:author="PR Preview" w:date="2026-01-01T00:00:00Z">
         <w:r>
           <w:t xml:space="preserve">, not</w:t>
         </w:r>
       </w:ins>
-      <w:ins w:id="111" w:author="PR Preview" w:date="2026-01-01T00:00:00Z">
+      <w:ins w:id="153" w:author="PR Preview" w:date="2026-01-01T00:00:00Z">
         <w:r>
           <w:t xml:space="preserve"> </w:t>
         </w:r>
       </w:ins>
-      <w:ins w:id="112" w:author="PR Preview" w:date="2026-01-01T00:00:00Z">
+      <w:ins w:id="154" w:author="PR Preview" w:date="2026-01-01T00:00:00Z">
         <w:r>
           <w:rPr>
             <w:i/>
@@ -8259,58 +8425,58 @@
           <w:t xml:space="preserve">what</w:t>
         </w:r>
       </w:ins>
-      <w:ins w:id="113" w:author="PR Preview" w:date="2026-01-01T00:00:00Z">
+      <w:ins w:id="155" w:author="PR Preview" w:date="2026-01-01T00:00:00Z">
         <w:r>
           <w:t xml:space="preserve">.</w:t>
         </w:r>
       </w:ins>
-      <w:ins w:id="114" w:author="PR Preview" w:date="2026-01-01T00:00:00Z">
+      <w:ins w:id="156" w:author="PR Preview" w:date="2026-01-01T00:00:00Z">
         <w:r>
           <w:t xml:space="preserve"> </w:t>
         </w:r>
       </w:ins>
-      <w:ins w:id="115" w:author="PR Preview" w:date="2026-01-01T00:00:00Z">
+      <w:ins w:id="157" w:author="PR Preview" w:date="2026-01-01T00:00:00Z">
         <w:r>
           <w:t xml:space="preserve">Keep inline comments brief,</w:t>
         </w:r>
       </w:ins>
-      <w:ins w:id="116" w:author="PR Preview" w:date="2026-01-01T00:00:00Z">
+      <w:ins w:id="158" w:author="PR Preview" w:date="2026-01-01T00:00:00Z">
         <w:r>
           <w:t xml:space="preserve"> </w:t>
         </w:r>
       </w:ins>
-      <w:ins w:id="117" w:author="PR Preview" w:date="2026-01-01T00:00:00Z">
+      <w:ins w:id="159" w:author="PR Preview" w:date="2026-01-01T00:00:00Z">
         <w:r>
           <w:t xml:space="preserve">and point to an Architecture Decision Record</w:t>
         </w:r>
       </w:ins>
-      <w:ins w:id="118" w:author="PR Preview" w:date="2026-01-01T00:00:00Z">
+      <w:ins w:id="160" w:author="PR Preview" w:date="2026-01-01T00:00:00Z">
         <w:r>
           <w:t xml:space="preserve"> </w:t>
         </w:r>
       </w:ins>
-      <w:ins w:id="119" w:author="PR Preview" w:date="2026-01-01T00:00:00Z">
+      <w:ins w:id="161" w:author="PR Preview" w:date="2026-01-01T00:00:00Z">
         <w:r>
           <w:t xml:space="preserve">for rationale too long for a comment</w:t>
         </w:r>
       </w:ins>
-      <w:ins w:id="120" w:author="PR Preview" w:date="2026-01-01T00:00:00Z">
+      <w:ins w:id="162" w:author="PR Preview" w:date="2026-01-01T00:00:00Z">
         <w:r>
           <w:t xml:space="preserve"> </w:t>
         </w:r>
       </w:ins>
-      <w:ins w:id="121" w:author="PR Preview" w:date="2026-01-01T00:00:00Z">
+      <w:ins w:id="163" w:author="PR Preview" w:date="2026-01-01T00:00:00Z">
         <w:r>
           <w:t xml:space="preserve">(see</w:t>
         </w:r>
       </w:ins>
-      <w:ins w:id="122" w:author="PR Preview" w:date="2026-01-01T00:00:00Z">
+      <w:ins w:id="164" w:author="PR Preview" w:date="2026-01-01T00:00:00Z">
         <w:r>
           <w:t xml:space="preserve"> </w:t>
         </w:r>
       </w:ins>
       <w:hyperlink r:id="rId72">
-        <w:ins w:id="123" w:author="PR Preview" w:date="2026-01-01T00:00:00Z">
+        <w:ins w:id="165" w:author="PR Preview" w:date="2026-01-01T00:00:00Z">
           <w:r>
             <w:rPr>
               <w:rStyle w:val="Hyperlink"/>
@@ -8319,7 +8485,7 @@
           </w:r>
         </w:ins>
       </w:hyperlink>
-      <w:ins w:id="124" w:author="PR Preview" w:date="2026-01-01T00:00:00Z">
+      <w:ins w:id="166" w:author="PR Preview" w:date="2026-01-01T00:00:00Z">
         <w:r>
           <w:t xml:space="preserve">).</w:t>
         </w:r>
@@ -9168,57 +9334,57 @@
       <w:pPr>
         <w:pStyle w:val="FirstParagraph"/>
       </w:pPr>
-      <w:del w:id="125" w:author="PR Preview" w:date="2026-01-01T00:00:00Z">
+      <w:del w:id="167" w:author="PR Preview" w:date="2026-01-01T00:00:00Z">
         <w:r>
           <w:delText xml:space="preserve">Follow the same readability conventions as our R style:</w:delText>
         </w:r>
       </w:del>
-      <w:del w:id="126" w:author="PR Preview" w:date="2026-01-01T00:00:00Z">
+      <w:del w:id="168" w:author="PR Preview" w:date="2026-01-01T00:00:00Z">
         <w:r>
           <w:delText xml:space="preserve"> </w:delText>
         </w:r>
       </w:del>
-      <w:del w:id="127" w:author="PR Preview" w:date="2026-01-01T00:00:00Z">
+      <w:del w:id="169" w:author="PR Preview" w:date="2026-01-01T00:00:00Z">
         <w:r>
           <w:delText xml:space="preserve">lines under about 80 characters,</w:delText>
         </w:r>
       </w:del>
-      <w:del w:id="128" w:author="PR Preview" w:date="2026-01-01T00:00:00Z">
+      <w:del w:id="170" w:author="PR Preview" w:date="2026-01-01T00:00:00Z">
         <w:r>
           <w:delText xml:space="preserve"> </w:delText>
         </w:r>
       </w:del>
-      <w:del w:id="129" w:author="PR Preview" w:date="2026-01-01T00:00:00Z">
+      <w:del w:id="171" w:author="PR Preview" w:date="2026-01-01T00:00:00Z">
         <w:r>
           <w:delText xml:space="preserve">two-space indentation,</w:delText>
         </w:r>
       </w:del>
-      <w:del w:id="130" w:author="PR Preview" w:date="2026-01-01T00:00:00Z">
+      <w:del w:id="172" w:author="PR Preview" w:date="2026-01-01T00:00:00Z">
         <w:r>
           <w:delText xml:space="preserve"> </w:delText>
         </w:r>
       </w:del>
-      <w:del w:id="131" w:author="PR Preview" w:date="2026-01-01T00:00:00Z">
+      <w:del w:id="173" w:author="PR Preview" w:date="2026-01-01T00:00:00Z">
         <w:r>
           <w:delText xml:space="preserve">and one logical step per line,</w:delText>
         </w:r>
       </w:del>
-      <w:del w:id="132" w:author="PR Preview" w:date="2026-01-01T00:00:00Z">
+      <w:del w:id="174" w:author="PR Preview" w:date="2026-01-01T00:00:00Z">
         <w:r>
           <w:delText xml:space="preserve"> </w:delText>
         </w:r>
       </w:del>
-      <w:del w:id="133" w:author="PR Preview" w:date="2026-01-01T00:00:00Z">
+      <w:del w:id="175" w:author="PR Preview" w:date="2026-01-01T00:00:00Z">
         <w:r>
           <w:delText xml:space="preserve">breaking long pipelines after the</w:delText>
         </w:r>
       </w:del>
-      <w:del w:id="134" w:author="PR Preview" w:date="2026-01-01T00:00:00Z">
+      <w:del w:id="176" w:author="PR Preview" w:date="2026-01-01T00:00:00Z">
         <w:r>
           <w:delText xml:space="preserve"> </w:delText>
         </w:r>
       </w:del>
-      <w:del w:id="135" w:author="PR Preview" w:date="2026-01-01T00:00:00Z">
+      <w:del w:id="177" w:author="PR Preview" w:date="2026-01-01T00:00:00Z">
         <w:r>
           <w:rPr>
             <w:rStyle w:val="VerbatimChar"/>
@@ -9226,12 +9392,12 @@
           <w:delText xml:space="preserve">|</w:delText>
         </w:r>
       </w:del>
-      <w:del w:id="136" w:author="PR Preview" w:date="2026-01-01T00:00:00Z">
+      <w:del w:id="178" w:author="PR Preview" w:date="2026-01-01T00:00:00Z">
         <w:r>
           <w:delText xml:space="preserve"> </w:delText>
         </w:r>
       </w:del>
-      <w:del w:id="137" w:author="PR Preview" w:date="2026-01-01T00:00:00Z">
+      <w:del w:id="179" w:author="PR Preview" w:date="2026-01-01T00:00:00Z">
         <w:r>
           <w:delText xml:space="preserve">with the continuation indented.</w:delText>
         </w:r>
@@ -9241,57 +9407,57 @@
       <w:pPr>
         <w:pStyle w:val="FirstParagraph"/>
       </w:pPr>
-      <w:ins w:id="138" w:author="PR Preview" w:date="2026-01-01T00:00:00Z">
+      <w:ins w:id="180" w:author="PR Preview" w:date="2026-01-01T00:00:00Z">
         <w:r>
           <w:t xml:space="preserve">Follow the same readability conventions as the R style:</w:t>
         </w:r>
       </w:ins>
-      <w:ins w:id="139" w:author="PR Preview" w:date="2026-01-01T00:00:00Z">
+      <w:ins w:id="181" w:author="PR Preview" w:date="2026-01-01T00:00:00Z">
         <w:r>
           <w:t xml:space="preserve"> </w:t>
         </w:r>
       </w:ins>
-      <w:ins w:id="140" w:author="PR Preview" w:date="2026-01-01T00:00:00Z">
+      <w:ins w:id="182" w:author="PR Preview" w:date="2026-01-01T00:00:00Z">
         <w:r>
           <w:t xml:space="preserve">lines under about 80 characters,</w:t>
         </w:r>
       </w:ins>
-      <w:ins w:id="141" w:author="PR Preview" w:date="2026-01-01T00:00:00Z">
+      <w:ins w:id="183" w:author="PR Preview" w:date="2026-01-01T00:00:00Z">
         <w:r>
           <w:t xml:space="preserve"> </w:t>
         </w:r>
       </w:ins>
-      <w:ins w:id="142" w:author="PR Preview" w:date="2026-01-01T00:00:00Z">
+      <w:ins w:id="184" w:author="PR Preview" w:date="2026-01-01T00:00:00Z">
         <w:r>
           <w:t xml:space="preserve">two-space indentation,</w:t>
         </w:r>
       </w:ins>
-      <w:ins w:id="143" w:author="PR Preview" w:date="2026-01-01T00:00:00Z">
+      <w:ins w:id="185" w:author="PR Preview" w:date="2026-01-01T00:00:00Z">
         <w:r>
           <w:t xml:space="preserve"> </w:t>
         </w:r>
       </w:ins>
-      <w:ins w:id="144" w:author="PR Preview" w:date="2026-01-01T00:00:00Z">
+      <w:ins w:id="186" w:author="PR Preview" w:date="2026-01-01T00:00:00Z">
         <w:r>
           <w:t xml:space="preserve">and one logical step per line,</w:t>
         </w:r>
       </w:ins>
-      <w:ins w:id="145" w:author="PR Preview" w:date="2026-01-01T00:00:00Z">
+      <w:ins w:id="187" w:author="PR Preview" w:date="2026-01-01T00:00:00Z">
         <w:r>
           <w:t xml:space="preserve"> </w:t>
         </w:r>
       </w:ins>
-      <w:ins w:id="146" w:author="PR Preview" w:date="2026-01-01T00:00:00Z">
+      <w:ins w:id="188" w:author="PR Preview" w:date="2026-01-01T00:00:00Z">
         <w:r>
           <w:t xml:space="preserve">breaking long pipelines after the</w:t>
         </w:r>
       </w:ins>
-      <w:ins w:id="147" w:author="PR Preview" w:date="2026-01-01T00:00:00Z">
+      <w:ins w:id="189" w:author="PR Preview" w:date="2026-01-01T00:00:00Z">
         <w:r>
           <w:t xml:space="preserve"> </w:t>
         </w:r>
       </w:ins>
-      <w:ins w:id="148" w:author="PR Preview" w:date="2026-01-01T00:00:00Z">
+      <w:ins w:id="190" w:author="PR Preview" w:date="2026-01-01T00:00:00Z">
         <w:r>
           <w:rPr>
             <w:rStyle w:val="VerbatimChar"/>
@@ -9299,12 +9465,12 @@
           <w:t xml:space="preserve">|</w:t>
         </w:r>
       </w:ins>
-      <w:ins w:id="149" w:author="PR Preview" w:date="2026-01-01T00:00:00Z">
+      <w:ins w:id="191" w:author="PR Preview" w:date="2026-01-01T00:00:00Z">
         <w:r>
           <w:t xml:space="preserve"> </w:t>
         </w:r>
       </w:ins>
-      <w:ins w:id="150" w:author="PR Preview" w:date="2026-01-01T00:00:00Z">
+      <w:ins w:id="192" w:author="PR Preview" w:date="2026-01-01T00:00:00Z">
         <w:r>
           <w:t xml:space="preserve">with the continuation indented.</w:t>
         </w:r>
